--- a/src/Tests/Inputs/brochures/07/input.docx
+++ b/src/Tests/Inputs/brochures/07/input.docx
@@ -1,6 +1,6 @@
 
 <file path=word/document.xml><?xml version="1.0" encoding="utf-8"?>
-<w:document xmlns:wpc="http://schemas.microsoft.com/office/word/2010/wordprocessingCanvas" xmlns:cx="http://schemas.microsoft.com/office/drawing/2014/chartex" xmlns:cx1="http://schemas.microsoft.com/office/drawing/2015/9/8/chartex" xmlns:cx2="http://schemas.microsoft.com/office/drawing/2015/10/21/chartex" xmlns:cx3="http://schemas.microsoft.com/office/drawing/2016/5/9/chartex" xmlns:cx4="http://schemas.microsoft.com/office/drawing/2016/5/10/chartex" xmlns:cx5="http://schemas.microsoft.com/office/drawing/2016/5/11/chartex" xmlns:cx6="http://schemas.microsoft.com/office/drawing/2016/5/12/chartex" xmlns:cx7="http://schemas.microsoft.com/office/drawing/2016/5/13/chartex" xmlns:cx8="http://schemas.microsoft.com/office/drawing/2016/5/14/chartex" xmlns:mc="http://schemas.openxmlformats.org/markup-compatibility/2006" xmlns:aink="http://schemas.microsoft.com/office/drawing/2016/ink" xmlns:am3d="http://schemas.microsoft.com/office/drawing/2017/model3d" xmlns:o="urn:schemas-microsoft-com:office:office" xmlns:r="http://schemas.openxmlformats.org/officeDocument/2006/relationships" xmlns:m="http://schemas.openxmlformats.org/officeDocument/2006/math" xmlns:v="urn:schemas-microsoft-com:vml" xmlns:wp14="http://schemas.microsoft.com/office/word/2010/wordprocessingDrawing" xmlns:wp="http://schemas.openxmlformats.org/drawingml/2006/wordprocessingDrawing" xmlns:w10="urn:schemas-microsoft-com:office:word" xmlns:w="http://schemas.openxmlformats.org/wordprocessingml/2006/main" xmlns:w14="http://schemas.microsoft.com/office/word/2010/wordml" xmlns:w15="http://schemas.microsoft.com/office/word/2012/wordml" xmlns:w16cid="http://schemas.microsoft.com/office/word/2016/wordml/cid" xmlns:w16se="http://schemas.microsoft.com/office/word/2015/wordml/symex" xmlns:wpg="http://schemas.microsoft.com/office/word/2010/wordprocessingGroup" xmlns:wpi="http://schemas.microsoft.com/office/word/2010/wordprocessingInk" xmlns:wne="http://schemas.microsoft.com/office/word/2006/wordml" xmlns:wps="http://schemas.microsoft.com/office/word/2010/wordprocessingShape" mc:Ignorable="w14 w15 w16se w16cid wp14">
+<w:document xmlns:a="http://schemas.openxmlformats.org/drawingml/2006/main" xmlns:adec="http://schemas.microsoft.com/office/drawing/2017/decorative" xmlns:pic="http://schemas.openxmlformats.org/drawingml/2006/picture" xmlns:a14="http://schemas.microsoft.com/office/drawing/2010/main" xmlns:wpc="http://schemas.microsoft.com/office/word/2010/wordprocessingCanvas" xmlns:cx="http://schemas.microsoft.com/office/drawing/2014/chartex" xmlns:cx1="http://schemas.microsoft.com/office/drawing/2015/9/8/chartex" xmlns:cx2="http://schemas.microsoft.com/office/drawing/2015/10/21/chartex" xmlns:cx3="http://schemas.microsoft.com/office/drawing/2016/5/9/chartex" xmlns:cx4="http://schemas.microsoft.com/office/drawing/2016/5/10/chartex" xmlns:cx5="http://schemas.microsoft.com/office/drawing/2016/5/11/chartex" xmlns:cx6="http://schemas.microsoft.com/office/drawing/2016/5/12/chartex" xmlns:cx7="http://schemas.microsoft.com/office/drawing/2016/5/13/chartex" xmlns:cx8="http://schemas.microsoft.com/office/drawing/2016/5/14/chartex" xmlns:mc="http://schemas.openxmlformats.org/markup-compatibility/2006" xmlns:aink="http://schemas.microsoft.com/office/drawing/2016/ink" xmlns:am3d="http://schemas.microsoft.com/office/drawing/2017/model3d" xmlns:o="urn:schemas-microsoft-com:office:office" xmlns:r="http://schemas.openxmlformats.org/officeDocument/2006/relationships" xmlns:m="http://schemas.openxmlformats.org/officeDocument/2006/math" xmlns:v="urn:schemas-microsoft-com:vml" xmlns:wp14="http://schemas.microsoft.com/office/word/2010/wordprocessingDrawing" xmlns:wp="http://schemas.openxmlformats.org/drawingml/2006/wordprocessingDrawing" xmlns:w10="urn:schemas-microsoft-com:office:word" xmlns:w="http://schemas.openxmlformats.org/wordprocessingml/2006/main" xmlns:w14="http://schemas.microsoft.com/office/word/2010/wordml" xmlns:w15="http://schemas.microsoft.com/office/word/2012/wordml" xmlns:w16cid="http://schemas.microsoft.com/office/word/2016/wordml/cid" xmlns:w16se="http://schemas.microsoft.com/office/word/2015/wordml/symex" xmlns:wpg="http://schemas.microsoft.com/office/word/2010/wordprocessingGroup" xmlns:wpi="http://schemas.microsoft.com/office/word/2010/wordprocessingInk" xmlns:wne="http://schemas.microsoft.com/office/word/2006/wordml" xmlns:wps="http://schemas.microsoft.com/office/word/2010/wordprocessingShape" mc:Ignorable="w14 w15 w16se w16cid wp14">
   <w:body>
     <w:p>
       <w:pPr>
@@ -20,7 +20,7 @@
         <mc:AlternateContent>
           <mc:Choice Requires="wps">
             <w:drawing>
-              <wp:anchor distT="0" distB="0" distL="114300" distR="114300" simplePos="0" relativeHeight="251659264" behindDoc="1" locked="0" layoutInCell="1" allowOverlap="1" wp14:anchorId="5FEA4B2C" wp14:editId="25DE84B1">
+              <wp:anchor distT="0" distB="0" distL="114300" distR="114300" simplePos="0" relativeHeight="251659264" behindDoc="1" locked="0" layoutInCell="1" allowOverlap="1" wp14:editId="25DE84B1" wp14:anchorId="5FEA4B2C">
                 <wp:simplePos x="0" y="0"/>
                 <wp:positionH relativeFrom="column">
                   <wp:posOffset>2899954</wp:posOffset>
@@ -94,7 +94,7 @@
           </mc:Choice>
           <mc:Fallback>
             <w:pict>
-              <v:rect w14:anchorId="2C078B66" id="Rectangle 10" o:spid="_x0000_s1026" style="position:absolute;margin-left:228.35pt;margin-top:-40.1pt;width:531.75pt;height:615.1pt;z-index:-251657216;visibility:visible;mso-wrap-style:square;mso-width-percent:0;mso-height-percent:0;mso-wrap-distance-left:9pt;mso-wrap-distance-top:0;mso-wrap-distance-right:9pt;mso-wrap-distance-bottom:0;mso-position-horizontal:absolute;mso-position-horizontal-relative:text;mso-position-vertical:absolute;mso-position-vertical-relative:text;mso-width-percent:0;mso-height-percent:0;mso-width-relative:margin;mso-height-relative:margin;v-text-anchor:middle" o:gfxdata="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" fillcolor="#e2c220 [3204]" stroked="f" strokeweight="2pt">
+              <v:rect id="Rectangle 10" style="position:absolute;margin-left:228.35pt;margin-top:-40.1pt;width:531.75pt;height:615.1pt;z-index:-251657216;visibility:visible;mso-wrap-style:square;mso-width-percent:0;mso-height-percent:0;mso-wrap-distance-left:9pt;mso-wrap-distance-top:0;mso-wrap-distance-right:9pt;mso-wrap-distance-bottom:0;mso-position-horizontal:absolute;mso-position-horizontal-relative:text;mso-position-vertical:absolute;mso-position-vertical-relative:text;mso-width-percent:0;mso-height-percent:0;mso-width-relative:margin;mso-height-relative:margin;v-text-anchor:middle" o:spid="_x0000_s1026" fillcolor="#e2c220 [3204]" stroked="f" strokeweight="2pt" o:gfxdata="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" w14:anchorId="2C078B66">
                 <v:stroke miterlimit="4"/>
                 <v:textbox inset="3pt,3pt,3pt,3pt"/>
               </v:rect>
@@ -537,14 +537,14 @@
             <w:vAlign w:val="bottom"/>
           </w:tcPr>
           <w:p>
-            <w:bookmarkStart w:id="0" w:name="_GoBack"/>
+            <w:bookmarkStart w:name="_GoBack" w:id="0"/>
             <w:r>
               <w:rPr>
                 <w:noProof/>
                 <w:lang w:eastAsia="en-AU"/>
               </w:rPr>
               <w:drawing>
-                <wp:anchor distT="0" distB="0" distL="114300" distR="114300" simplePos="0" relativeHeight="251661312" behindDoc="0" locked="0" layoutInCell="1" allowOverlap="1" wp14:anchorId="66E9F4D1" wp14:editId="13A76EEE">
+                <wp:anchor distT="0" distB="0" distL="114300" distR="114300" simplePos="0" relativeHeight="251661312" behindDoc="0" locked="0" layoutInCell="1" allowOverlap="1" wp14:editId="13A76EEE" wp14:anchorId="66E9F4D1">
                   <wp:simplePos x="0" y="0"/>
                   <wp:positionH relativeFrom="column">
                     <wp:posOffset>-426720</wp:posOffset>
@@ -638,7 +638,7 @@
           <w:lang w:eastAsia="en-AU"/>
         </w:rPr>
         <w:drawing>
-          <wp:anchor distT="0" distB="0" distL="114300" distR="114300" simplePos="0" relativeHeight="251664384" behindDoc="0" locked="0" layoutInCell="1" allowOverlap="1" wp14:anchorId="5453761F" wp14:editId="2F57ED39">
+          <wp:anchor distT="0" distB="0" distL="114300" distR="114300" simplePos="0" relativeHeight="251664384" behindDoc="0" locked="0" layoutInCell="1" allowOverlap="1" wp14:editId="2F57ED39" wp14:anchorId="5453761F">
             <wp:simplePos x="0" y="0"/>
             <wp:positionH relativeFrom="column">
               <wp:posOffset>-441960</wp:posOffset>
@@ -700,7 +700,7 @@
         <mc:AlternateContent>
           <mc:Choice Requires="wps">
             <w:drawing>
-              <wp:anchor distT="0" distB="0" distL="114300" distR="114300" simplePos="0" relativeHeight="251663360" behindDoc="1" locked="0" layoutInCell="1" allowOverlap="1" wp14:anchorId="642EA695" wp14:editId="74F8C9B6">
+              <wp:anchor distT="0" distB="0" distL="114300" distR="114300" simplePos="0" relativeHeight="251663360" behindDoc="1" locked="0" layoutInCell="1" allowOverlap="1" wp14:editId="74F8C9B6" wp14:anchorId="642EA695">
                 <wp:simplePos x="0" y="0"/>
                 <wp:positionH relativeFrom="column">
                   <wp:posOffset>-444137</wp:posOffset>
@@ -774,7 +774,7 @@
           </mc:Choice>
           <mc:Fallback>
             <w:pict>
-              <v:rect w14:anchorId="7CAACB46" id="Rectangle 14" o:spid="_x0000_s1026" style="position:absolute;margin-left:-34.95pt;margin-top:-34.95pt;width:527pt;height:615.05pt;z-index:-251653120;visibility:visible;mso-wrap-style:square;mso-width-percent:0;mso-height-percent:0;mso-wrap-distance-left:9pt;mso-wrap-distance-top:0;mso-wrap-distance-right:9pt;mso-wrap-distance-bottom:0;mso-position-horizontal:absolute;mso-position-horizontal-relative:text;mso-position-vertical:absolute;mso-position-vertical-relative:text;mso-width-percent:0;mso-height-percent:0;mso-width-relative:margin;mso-height-relative:margin;v-text-anchor:middle" o:gfxdata="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" fillcolor="#e2c220 [3204]" stroked="f" strokeweight="2pt">
+              <v:rect id="Rectangle 14" style="position:absolute;margin-left:-34.95pt;margin-top:-34.95pt;width:527pt;height:615.05pt;z-index:-251653120;visibility:visible;mso-wrap-style:square;mso-width-percent:0;mso-height-percent:0;mso-wrap-distance-left:9pt;mso-wrap-distance-top:0;mso-wrap-distance-right:9pt;mso-wrap-distance-bottom:0;mso-position-horizontal:absolute;mso-position-horizontal-relative:text;mso-position-vertical:absolute;mso-position-vertical-relative:text;mso-width-percent:0;mso-height-percent:0;mso-width-relative:margin;mso-height-relative:margin;v-text-anchor:middle" o:spid="_x0000_s1026" fillcolor="#e2c220 [3204]" stroked="f" strokeweight="2pt" o:gfxdata="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" w14:anchorId="7CAACB46">
                 <v:stroke miterlimit="4"/>
                 <v:textbox inset="3pt,3pt,3pt,3pt"/>
               </v:rect>
@@ -1373,9 +1373,9 @@
                 </mc:Choice>
                 <mc:Fallback>
                   <w:pict>
-                    <v:shape w14:anchorId="4EF123AE" id="Shape" o:spid="_x0000_s1026" alt="Title: Graphic element" style="width:28.8pt;height:24pt;visibility:visible;mso-wrap-style:square;mso-left-percent:-10001;mso-top-percent:-10001;mso-position-horizontal:absolute;mso-position-horizontal-relative:char;mso-position-vertical:absolute;mso-position-vertical-relative:line;mso-left-percent:-10001;mso-top-percent:-10001;v-text-anchor:middle" coordsize="21600,21600" o:gfxdata="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" path="m,17550v1050,-720,1875,-1620,2625,-2700c3375,13860,3675,12690,3675,11520v,-720,-75,-1440,-300,-1890c3150,9090,2925,8640,2625,8100,2325,7560,2100,7110,1875,6570,1650,6030,1575,5400,1575,4590v,-1260,375,-2340,1050,-3240c3300,450,4275,,5550,,6675,,7575,360,8250,990v750,720,1200,1530,1575,2430c10125,4140,10275,4950,10350,5580v75,720,150,1350,150,1980c10500,9270,10275,10800,9825,12240v-450,1440,-1050,2700,-1800,3960c7275,17370,6375,18450,5400,19350v-975,900,-2025,1710,-3075,2250l,17550xm11100,17550v1050,-720,1875,-1620,2625,-2700c14475,13860,14775,12690,14775,11520v,-720,-75,-1440,-300,-1890c14250,9090,14025,8640,13725,8100v-300,-540,-525,-990,-750,-1530c12750,6030,12675,5400,12675,4590v,-1260,375,-2340,1050,-3240c14400,450,15375,,16650,v1125,,2025,360,2700,990c20100,1710,20625,2520,20925,3420v300,720,450,1530,525,2160c21525,6300,21600,6930,21600,7560v,1710,-225,3240,-675,4680c20475,13680,19875,14940,19125,16200v-750,1170,-1650,2250,-2625,3150c15525,20250,14475,21060,13350,21600l11100,17550xe" fillcolor="white [3212]" stroked="f" strokeweight="1pt">
+                    <v:shape id="Shape" style="width:28.8pt;height:24pt;visibility:visible;mso-wrap-style:square;mso-left-percent:-10001;mso-top-percent:-10001;mso-position-horizontal:absolute;mso-position-horizontal-relative:char;mso-position-vertical:absolute;mso-position-vertical-relative:line;mso-left-percent:-10001;mso-top-percent:-10001;v-text-anchor:middle" alt="Title: Graphic element" coordsize="21600,21600" o:spid="_x0000_s1026" fillcolor="white [3212]" stroked="f" strokeweight="1pt" path="m,17550v1050,-720,1875,-1620,2625,-2700c3375,13860,3675,12690,3675,11520v,-720,-75,-1440,-300,-1890c3150,9090,2925,8640,2625,8100,2325,7560,2100,7110,1875,6570,1650,6030,1575,5400,1575,4590v,-1260,375,-2340,1050,-3240c3300,450,4275,,5550,,6675,,7575,360,8250,990v750,720,1200,1530,1575,2430c10125,4140,10275,4950,10350,5580v75,720,150,1350,150,1980c10500,9270,10275,10800,9825,12240v-450,1440,-1050,2700,-1800,3960c7275,17370,6375,18450,5400,19350v-975,900,-2025,1710,-3075,2250l,17550xm11100,17550v1050,-720,1875,-1620,2625,-2700c14475,13860,14775,12690,14775,11520v,-720,-75,-1440,-300,-1890c14250,9090,14025,8640,13725,8100v-300,-540,-525,-990,-750,-1530c12750,6030,12675,5400,12675,4590v,-1260,375,-2340,1050,-3240c14400,450,15375,,16650,v1125,,2025,360,2700,990c20100,1710,20625,2520,20925,3420v300,720,450,1530,525,2160c21525,6300,21600,6930,21600,7560v,1710,-225,3240,-675,4680c20475,13680,19875,14940,19125,16200v-750,1170,-1650,2250,-2625,3150c15525,20250,14475,21060,13350,21600l11100,17550xe" o:gfxdata="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" w14:anchorId="4EF123AE">
                       <v:stroke miterlimit="4" joinstyle="miter"/>
-                      <v:path arrowok="t" o:extrusionok="f" o:connecttype="custom" o:connectlocs="182880,152400;182880,152400;182880,152400;182880,152400" o:connectangles="0,90,180,270"/>
+                      <v:path arrowok="t" o:connecttype="custom" o:connectlocs="182880,152400;182880,152400;182880,152400;182880,152400" o:connectangles="0,90,180,270" o:extrusionok="f"/>
                       <w10:anchorlock/>
                     </v:shape>
                   </w:pict>

--- a/src/Tests/Inputs/brochures/07/input.docx
+++ b/src/Tests/Inputs/brochures/07/input.docx
@@ -2225,1469 +2225,6 @@
 </w:styles>
 </file>
 
-<file path=word/glossary/document.xml><?xml version="1.0" encoding="utf-8"?>
-<w:glossaryDocument xmlns:wpc="http://schemas.microsoft.com/office/word/2010/wordprocessingCanvas" xmlns:cx="http://schemas.microsoft.com/office/drawing/2014/chartex" xmlns:cx1="http://schemas.microsoft.com/office/drawing/2015/9/8/chartex" xmlns:cx2="http://schemas.microsoft.com/office/drawing/2015/10/21/chartex" xmlns:cx3="http://schemas.microsoft.com/office/drawing/2016/5/9/chartex" xmlns:cx4="http://schemas.microsoft.com/office/drawing/2016/5/10/chartex" xmlns:cx5="http://schemas.microsoft.com/office/drawing/2016/5/11/chartex" xmlns:cx6="http://schemas.microsoft.com/office/drawing/2016/5/12/chartex" xmlns:cx7="http://schemas.microsoft.com/office/drawing/2016/5/13/chartex" xmlns:cx8="http://schemas.microsoft.com/office/drawing/2016/5/14/chartex" xmlns:mc="http://schemas.openxmlformats.org/markup-compatibility/2006" xmlns:aink="http://schemas.microsoft.com/office/drawing/2016/ink" xmlns:am3d="http://schemas.microsoft.com/office/drawing/2017/model3d" xmlns:o="urn:schemas-microsoft-com:office:office" xmlns:r="http://schemas.openxmlformats.org/officeDocument/2006/relationships" xmlns:m="http://schemas.openxmlformats.org/officeDocument/2006/math" xmlns:v="urn:schemas-microsoft-com:vml" xmlns:wp14="http://schemas.microsoft.com/office/word/2010/wordprocessingDrawing" xmlns:wp="http://schemas.openxmlformats.org/drawingml/2006/wordprocessingDrawing" xmlns:w10="urn:schemas-microsoft-com:office:word" xmlns:w="http://schemas.openxmlformats.org/wordprocessingml/2006/main" xmlns:w14="http://schemas.microsoft.com/office/word/2010/wordml" xmlns:w15="http://schemas.microsoft.com/office/word/2012/wordml" xmlns:w16cid="http://schemas.microsoft.com/office/word/2016/wordml/cid" xmlns:w16se="http://schemas.microsoft.com/office/word/2015/wordml/symex" xmlns:wpg="http://schemas.microsoft.com/office/word/2010/wordprocessingGroup" xmlns:wpi="http://schemas.microsoft.com/office/word/2010/wordprocessingInk" xmlns:wne="http://schemas.microsoft.com/office/word/2006/wordml" xmlns:wps="http://schemas.microsoft.com/office/word/2010/wordprocessingShape" mc:Ignorable="w14 w15 w16se w16cid wp14">
-  <w:docParts>
-    <w:docPart>
-      <w:docPartPr>
-        <w:name w:val="4F6D6888C106445F8345B22F2F570F5D"/>
-        <w:category>
-          <w:name w:val="General"/>
-          <w:gallery w:val="placeholder"/>
-        </w:category>
-        <w:types>
-          <w:type w:val="bbPlcHdr"/>
-        </w:types>
-        <w:behaviors>
-          <w:behavior w:val="content"/>
-        </w:behaviors>
-        <w:guid w:val="{06C7942D-D71B-4637-BB7F-B8C528E3C5AE}"/>
-      </w:docPartPr>
-      <w:docPartBody>
-        <w:p>
-          <w:pPr>
-            <w:pStyle w:val="4F6D6888C106445F8345B22F2F570F5D"/>
-          </w:pPr>
-          <w:r>
-            <w:t>[phone]</w:t>
-          </w:r>
-        </w:p>
-      </w:docPartBody>
-    </w:docPart>
-    <w:docPart>
-      <w:docPartPr>
-        <w:name w:val="1B4CC732479C4D8885AC0467BD6B4DAB"/>
-        <w:category>
-          <w:name w:val="General"/>
-          <w:gallery w:val="placeholder"/>
-        </w:category>
-        <w:types>
-          <w:type w:val="bbPlcHdr"/>
-        </w:types>
-        <w:behaviors>
-          <w:behavior w:val="content"/>
-        </w:behaviors>
-        <w:guid w:val="{BAEE5A2A-1CC4-4160-BAF1-1AD11A8DD936}"/>
-      </w:docPartPr>
-      <w:docPartBody>
-        <w:p>
-          <w:pPr>
-            <w:pStyle w:val="1B4CC732479C4D8885AC0467BD6B4DAB"/>
-          </w:pPr>
-          <w:r>
-            <w:t>[website]</w:t>
-          </w:r>
-        </w:p>
-      </w:docPartBody>
-    </w:docPart>
-    <w:docPart>
-      <w:docPartPr>
-        <w:name w:val="4AC4F0B5F800433983BFB02E6341FAD9"/>
-        <w:category>
-          <w:name w:val="General"/>
-          <w:gallery w:val="placeholder"/>
-        </w:category>
-        <w:types>
-          <w:type w:val="bbPlcHdr"/>
-        </w:types>
-        <w:behaviors>
-          <w:behavior w:val="content"/>
-        </w:behaviors>
-        <w:guid w:val="{0F21253D-A1F6-42E5-8100-335987A4F696}"/>
-      </w:docPartPr>
-      <w:docPartBody>
-        <w:p>
-          <w:pPr>
-            <w:pStyle w:val="4AC4F0B5F800433983BFB02E6341FAD9"/>
-          </w:pPr>
-          <w:r>
-            <w:t>[email]</w:t>
-          </w:r>
-        </w:p>
-      </w:docPartBody>
-    </w:docPart>
-    <w:docPart>
-      <w:docPartPr>
-        <w:name w:val="D686E80836C04DDF8110E83070C9030D"/>
-        <w:category>
-          <w:name w:val="General"/>
-          <w:gallery w:val="placeholder"/>
-        </w:category>
-        <w:types>
-          <w:type w:val="bbPlcHdr"/>
-        </w:types>
-        <w:behaviors>
-          <w:behavior w:val="content"/>
-        </w:behaviors>
-        <w:guid w:val="{55439970-1639-4C5B-8C2C-93F5F8F4799D}"/>
-      </w:docPartPr>
-      <w:docPartBody>
-        <w:p>
-          <w:pPr>
-            <w:pStyle w:val="D686E80836C04DDF8110E83070C9030D3"/>
-          </w:pPr>
-          <w:r>
-            <w:t>LOREM</w:t>
-          </w:r>
-          <w:r>
-            <w:br/>
-            <w:t>IPSUM</w:t>
-          </w:r>
-        </w:p>
-      </w:docPartBody>
-    </w:docPart>
-    <w:docPart>
-      <w:docPartPr>
-        <w:name w:val="F1D3A80DF74D4438943032DCDE4C24E6"/>
-        <w:category>
-          <w:name w:val="General"/>
-          <w:gallery w:val="placeholder"/>
-        </w:category>
-        <w:types>
-          <w:type w:val="bbPlcHdr"/>
-        </w:types>
-        <w:behaviors>
-          <w:behavior w:val="content"/>
-        </w:behaviors>
-        <w:guid w:val="{EBB48729-A0ED-4122-9DB3-D5679EDC1131}"/>
-      </w:docPartPr>
-      <w:docPartBody>
-        <w:p>
-          <w:r>
-            <w:t>Lorem ipsum dolor sit nibh euismod tincidunt ut laoreet dolore m. Lorem ipsum dolor sinoneuismod tincidunt ut oreet dolore magna aliquam.</w:t>
-          </w:r>
-        </w:p>
-        <w:p/>
-        <w:p>
-          <w:r>
-            <w:t>Lorem ipsum dolor sit nibh euismod tincidunt ut laoreet dolore m. Lorem ipsum dolor sinoneuismod tincidunt ut oreet dolore magna aliquam.</w:t>
-          </w:r>
-        </w:p>
-      </w:docPartBody>
-    </w:docPart>
-    <w:docPart>
-      <w:docPartPr>
-        <w:name w:val="0F33FA8E502943EEA6486C853C26940A"/>
-        <w:category>
-          <w:name w:val="General"/>
-          <w:gallery w:val="placeholder"/>
-        </w:category>
-        <w:types>
-          <w:type w:val="bbPlcHdr"/>
-        </w:types>
-        <w:behaviors>
-          <w:behavior w:val="content"/>
-        </w:behaviors>
-        <w:guid w:val="{5F734E79-F658-4CAB-A17C-4285233CA7C5}"/>
-      </w:docPartPr>
-      <w:docPartBody>
-        <w:p>
-          <w:pPr>
-            <w:pStyle w:val="0F33FA8E502943EEA6486C853C26940A2"/>
-          </w:pPr>
-          <w:r>
-            <w:t>CONTACT US</w:t>
-          </w:r>
-        </w:p>
-      </w:docPartBody>
-    </w:docPart>
-    <w:docPart>
-      <w:docPartPr>
-        <w:name w:val="DE4251D7510B4D7BB9CCD12DEF3BB3FE"/>
-        <w:category>
-          <w:name w:val="General"/>
-          <w:gallery w:val="placeholder"/>
-        </w:category>
-        <w:types>
-          <w:type w:val="bbPlcHdr"/>
-        </w:types>
-        <w:behaviors>
-          <w:behavior w:val="content"/>
-        </w:behaviors>
-        <w:guid w:val="{A9DFA73C-D242-4DE3-A836-7EF4E53D7359}"/>
-      </w:docPartPr>
-      <w:docPartBody>
-        <w:p>
-          <w:r>
-            <w:t>Lorem ipsum dolor sit nibh euismod tincidunt ut laoreet dolore m. Lorem ipsum dolor sinoneuismod tincidunt ut oreet dolore magna aliquam.</w:t>
-          </w:r>
-        </w:p>
-      </w:docPartBody>
-    </w:docPart>
-    <w:docPart>
-      <w:docPartPr>
-        <w:name w:val="02F720191C6E4957888CF46FB848B5CA"/>
-        <w:category>
-          <w:name w:val="General"/>
-          <w:gallery w:val="placeholder"/>
-        </w:category>
-        <w:types>
-          <w:type w:val="bbPlcHdr"/>
-        </w:types>
-        <w:behaviors>
-          <w:behavior w:val="content"/>
-        </w:behaviors>
-        <w:guid w:val="{DA269D3A-2B43-4907-B4A8-0A4E73A5BF7C}"/>
-      </w:docPartPr>
-      <w:docPartBody>
-        <w:p>
-          <w:r>
-            <w:t>[address]</w:t>
-          </w:r>
-        </w:p>
-      </w:docPartBody>
-    </w:docPart>
-    <w:docPart>
-      <w:docPartPr>
-        <w:name w:val="920F64749C3441AD9860747A2183D913"/>
-        <w:category>
-          <w:name w:val="General"/>
-          <w:gallery w:val="placeholder"/>
-        </w:category>
-        <w:types>
-          <w:type w:val="bbPlcHdr"/>
-        </w:types>
-        <w:behaviors>
-          <w:behavior w:val="content"/>
-        </w:behaviors>
-        <w:guid w:val="{3D13BADF-7B71-47EE-9561-FBABF727AAD7}"/>
-      </w:docPartPr>
-      <w:docPartBody>
-        <w:p>
-          <w:r>
-            <w:t>BROCHURE NAME</w:t>
-          </w:r>
-        </w:p>
-      </w:docPartBody>
-    </w:docPart>
-    <w:docPart>
-      <w:docPartPr>
-        <w:name w:val="17005CDBC2D444DD9A94B53930F8C5D1"/>
-        <w:category>
-          <w:name w:val="General"/>
-          <w:gallery w:val="placeholder"/>
-        </w:category>
-        <w:types>
-          <w:type w:val="bbPlcHdr"/>
-        </w:types>
-        <w:behaviors>
-          <w:behavior w:val="content"/>
-        </w:behaviors>
-        <w:guid w:val="{1F3D8F2C-C43F-4C20-A78D-E0440F836F0D}"/>
-      </w:docPartPr>
-      <w:docPartBody>
-        <w:p>
-          <w:r>
-            <w:t>SUBTITLE</w:t>
-          </w:r>
-        </w:p>
-      </w:docPartBody>
-    </w:docPart>
-    <w:docPart>
-      <w:docPartPr>
-        <w:name w:val="D962E83919FD491B83FD0A1517F3721F"/>
-        <w:category>
-          <w:name w:val="General"/>
-          <w:gallery w:val="placeholder"/>
-        </w:category>
-        <w:types>
-          <w:type w:val="bbPlcHdr"/>
-        </w:types>
-        <w:behaviors>
-          <w:behavior w:val="content"/>
-        </w:behaviors>
-        <w:guid w:val="{63175D52-C9B9-4897-8FC9-4B329D747403}"/>
-      </w:docPartPr>
-      <w:docPartBody>
-        <w:p>
-          <w:pPr>
-            <w:pStyle w:val="D962E83919FD491B83FD0A1517F3721F4"/>
-          </w:pPr>
-          <w:r>
-            <w:t>LOREM</w:t>
-          </w:r>
-          <w:r>
-            <w:br/>
-            <w:t>IPSUM</w:t>
-          </w:r>
-        </w:p>
-      </w:docPartBody>
-    </w:docPart>
-    <w:docPart>
-      <w:docPartPr>
-        <w:name w:val="C5C1B4B9403F4BFAAD41CAB92CCEC6B9"/>
-        <w:category>
-          <w:name w:val="General"/>
-          <w:gallery w:val="placeholder"/>
-        </w:category>
-        <w:types>
-          <w:type w:val="bbPlcHdr"/>
-        </w:types>
-        <w:behaviors>
-          <w:behavior w:val="content"/>
-        </w:behaviors>
-        <w:guid w:val="{B28FEF71-C4E2-460B-8FF2-329F30FCE93A}"/>
-      </w:docPartPr>
-      <w:docPartBody>
-        <w:p>
-          <w:r>
-            <w:t>Lorem ipsum dolor sit nibh euismod tincidunt ut laoreet dolore m. Lorem ipsum dolor sinoneuismod tincidunt ut oreet dolore magna aliquam.</w:t>
-          </w:r>
-        </w:p>
-        <w:p/>
-        <w:p>
-          <w:r>
-            <w:t>Lorem ipsum dolor sit nibh euismod tincidunt ut laoreet dolore m. Lorem ipsum dolor sinoneuismod tincidunt ut oreet dolore magna aliquam.</w:t>
-          </w:r>
-        </w:p>
-      </w:docPartBody>
-    </w:docPart>
-    <w:docPart>
-      <w:docPartPr>
-        <w:name w:val="ED51628FC223404D8FA530CD31599ED0"/>
-        <w:category>
-          <w:name w:val="General"/>
-          <w:gallery w:val="placeholder"/>
-        </w:category>
-        <w:types>
-          <w:type w:val="bbPlcHdr"/>
-        </w:types>
-        <w:behaviors>
-          <w:behavior w:val="content"/>
-        </w:behaviors>
-        <w:guid w:val="{91EC0B6C-7F2D-43E4-A0EC-DB032FF8C609}"/>
-      </w:docPartPr>
-      <w:docPartBody>
-        <w:p>
-          <w:pPr>
-            <w:pStyle w:val="ED51628FC223404D8FA530CD31599ED05"/>
-          </w:pPr>
-          <w:r>
-            <w:t>LOREM</w:t>
-          </w:r>
-          <w:r>
-            <w:br/>
-            <w:t>IPSUM</w:t>
-          </w:r>
-        </w:p>
-      </w:docPartBody>
-    </w:docPart>
-    <w:docPart>
-      <w:docPartPr>
-        <w:name w:val="8D4CAE7B9FD84B4DB3C8A5DDE30B9FDA"/>
-        <w:category>
-          <w:name w:val="General"/>
-          <w:gallery w:val="placeholder"/>
-        </w:category>
-        <w:types>
-          <w:type w:val="bbPlcHdr"/>
-        </w:types>
-        <w:behaviors>
-          <w:behavior w:val="content"/>
-        </w:behaviors>
-        <w:guid w:val="{FAF37141-DFE2-4E0B-88E7-6178C01E49B0}"/>
-      </w:docPartPr>
-      <w:docPartBody>
-        <w:p>
-          <w:r>
-            <w:t>Lorem ipsum dolor sit nibh euismod tincidunt ut laoreet dolore m. Lorem ipsum dolor sinoneuismod tincidunt ut oreet dolore magna aliquam.</w:t>
-          </w:r>
-        </w:p>
-        <w:p/>
-        <w:p>
-          <w:r>
-            <w:t>Lorem ipsum dolor sit nibh euismod tincidunt ut laoreet dolore m. Lorem ipsum dolor sinoneuismod tincidunt ut oreet dolore magna aliquam.</w:t>
-          </w:r>
-        </w:p>
-      </w:docPartBody>
-    </w:docPart>
-    <w:docPart>
-      <w:docPartPr>
-        <w:name w:val="4572A7AA5CB2484FA3C9D0EAA21E91A7"/>
-        <w:category>
-          <w:name w:val="General"/>
-          <w:gallery w:val="placeholder"/>
-        </w:category>
-        <w:types>
-          <w:type w:val="bbPlcHdr"/>
-        </w:types>
-        <w:behaviors>
-          <w:behavior w:val="content"/>
-        </w:behaviors>
-        <w:guid w:val="{A9621855-0A06-451E-B9B9-DA20F165D68A}"/>
-      </w:docPartPr>
-      <w:docPartBody>
-        <w:p>
-          <w:r>
-            <w:t>Lorem ipsum dolor sit nibh euismod tincidunt ut laoreet dolore m. Lorem ipsum dolor sinoneuismod tincidunt ut oreet dolore magna aliquam.</w:t>
-          </w:r>
-        </w:p>
-        <w:p/>
-        <w:p>
-          <w:r>
-            <w:t>Lorem ipsum dolor sit nibh euismod tincidunt ut laoreet dolore m. Lorem ipsum dolor sinoneuismod tincidunt ut oreet dolore magna aliquam.</w:t>
-          </w:r>
-        </w:p>
-      </w:docPartBody>
-    </w:docPart>
-    <w:docPart>
-      <w:docPartPr>
-        <w:name w:val="BA11448C11D643CABA536B6586A23FFE"/>
-        <w:category>
-          <w:name w:val="General"/>
-          <w:gallery w:val="placeholder"/>
-        </w:category>
-        <w:types>
-          <w:type w:val="bbPlcHdr"/>
-        </w:types>
-        <w:behaviors>
-          <w:behavior w:val="content"/>
-        </w:behaviors>
-        <w:guid w:val="{71EDE6FE-C505-44DA-98F6-C00D1F6BE7A5}"/>
-      </w:docPartPr>
-      <w:docPartBody>
-        <w:p>
-          <w:r>
-            <w:t>ABOUT US</w:t>
-          </w:r>
-        </w:p>
-      </w:docPartBody>
-    </w:docPart>
-    <w:docPart>
-      <w:docPartPr>
-        <w:name w:val="4ABB684694B946028352D0022B2F0D2D"/>
-        <w:category>
-          <w:name w:val="General"/>
-          <w:gallery w:val="placeholder"/>
-        </w:category>
-        <w:types>
-          <w:type w:val="bbPlcHdr"/>
-        </w:types>
-        <w:behaviors>
-          <w:behavior w:val="content"/>
-        </w:behaviors>
-        <w:guid w:val="{D2B6497F-4617-4BDE-AC53-E006F21C5F57}"/>
-      </w:docPartPr>
-      <w:docPartBody>
-        <w:p>
-          <w:r>
-            <w:t>SUBTITLE</w:t>
-          </w:r>
-        </w:p>
-      </w:docPartBody>
-    </w:docPart>
-    <w:docPart>
-      <w:docPartPr>
-        <w:name w:val="72C0A1B0833549E1ADE1DF3B2C10CE8C"/>
-        <w:category>
-          <w:name w:val="General"/>
-          <w:gallery w:val="placeholder"/>
-        </w:category>
-        <w:types>
-          <w:type w:val="bbPlcHdr"/>
-        </w:types>
-        <w:behaviors>
-          <w:behavior w:val="content"/>
-        </w:behaviors>
-        <w:guid w:val="{BACE48AC-9B39-46DA-AE6A-4533C8D1EDD6}"/>
-      </w:docPartPr>
-      <w:docPartBody>
-        <w:p>
-          <w:r>
-            <w:t>Lorem ipsum dolor sit nibh euismod tincidunt ut laoreet dolore m. Lorem ipsum dolor sinoneuismod tincidunt ut oreet dolore magna aliquam.</w:t>
-          </w:r>
-        </w:p>
-      </w:docPartBody>
-    </w:docPart>
-    <w:docPart>
-      <w:docPartPr>
-        <w:name w:val="310010470FF341489FD8AECE2EF385F1"/>
-        <w:category>
-          <w:name w:val="General"/>
-          <w:gallery w:val="placeholder"/>
-        </w:category>
-        <w:types>
-          <w:type w:val="bbPlcHdr"/>
-        </w:types>
-        <w:behaviors>
-          <w:behavior w:val="content"/>
-        </w:behaviors>
-        <w:guid w:val="{582BB7AE-E32A-4531-AE0C-884BA6576892}"/>
-      </w:docPartPr>
-      <w:docPartBody>
-        <w:p>
-          <w:pPr>
-            <w:pStyle w:val="310010470FF341489FD8AECE2EF385F15"/>
-          </w:pPr>
-          <w:r>
-            <w:t>Lorem ipsum dolor sit nibh euismod tincidunt ut laoreet dolore m. Lorem ipsum dolor sinoneuismod tincidunt ut oreet dolore magna aliquam.</w:t>
-          </w:r>
-        </w:p>
-      </w:docPartBody>
-    </w:docPart>
-  </w:docParts>
-</w:glossaryDocument>
-</file>
-
-<file path=word/glossary/fontTable.xml><?xml version="1.0" encoding="utf-8"?>
-<w:fonts xmlns:mc="http://schemas.openxmlformats.org/markup-compatibility/2006" xmlns:r="http://schemas.openxmlformats.org/officeDocument/2006/relationships" xmlns:w="http://schemas.openxmlformats.org/wordprocessingml/2006/main" xmlns:w14="http://schemas.microsoft.com/office/word/2010/wordml" xmlns:w15="http://schemas.microsoft.com/office/word/2012/wordml" xmlns:w16cid="http://schemas.microsoft.com/office/word/2016/wordml/cid" xmlns:w16se="http://schemas.microsoft.com/office/word/2015/wordml/symex" mc:Ignorable="w14 w15 w16se w16cid">
-  <w:font w:name="Quire Sans">
-    <w:charset w:val="00"/>
-    <w:family w:val="swiss"/>
-    <w:pitch w:val="variable"/>
-    <w:sig w:usb0="A11526FF" w:usb1="8000000A" w:usb2="00010000" w:usb3="00000000" w:csb0="0000019F" w:csb1="00000000"/>
-  </w:font>
-  <w:font w:name="Times New Roman">
-    <w:panose1 w:val="02020603050405020304"/>
-    <w:charset w:val="00"/>
-    <w:family w:val="roman"/>
-    <w:pitch w:val="variable"/>
-    <w:sig w:usb0="E0002AFF" w:usb1="C0007843" w:usb2="00000009" w:usb3="00000000" w:csb0="000001FF" w:csb1="00000000"/>
-  </w:font>
-  <w:font w:name="Times New Roman (Headings CS)">
-    <w:altName w:val="Times New Roman"/>
-    <w:panose1 w:val="00000000000000000000"/>
-    <w:charset w:val="00"/>
-    <w:family w:val="roman"/>
-    <w:notTrueType/>
-    <w:pitch w:val="default"/>
-  </w:font>
-  <w:font w:name="Calibri">
-    <w:panose1 w:val="020F0502020204030204"/>
-    <w:charset w:val="00"/>
-    <w:family w:val="swiss"/>
-    <w:pitch w:val="variable"/>
-    <w:sig w:usb0="E0002AFF" w:usb1="4000ACFF" w:usb2="00000001" w:usb3="00000000" w:csb0="000001FF" w:csb1="00000000"/>
-  </w:font>
-  <w:font w:name="Calibri Light">
-    <w:panose1 w:val="020F0302020204030204"/>
-    <w:charset w:val="00"/>
-    <w:family w:val="swiss"/>
-    <w:pitch w:val="variable"/>
-    <w:sig w:usb0="A0002AEF" w:usb1="4000207B" w:usb2="00000000" w:usb3="00000000" w:csb0="000001FF" w:csb1="00000000"/>
-  </w:font>
-</w:fonts>
-</file>
-
-<file path=word/glossary/settings2.xml><?xml version="1.0" encoding="utf-8"?>
-<w:settings xmlns:mc="http://schemas.openxmlformats.org/markup-compatibility/2006" xmlns:o="urn:schemas-microsoft-com:office:office" xmlns:r="http://schemas.openxmlformats.org/officeDocument/2006/relationships" xmlns:m="http://schemas.openxmlformats.org/officeDocument/2006/math" xmlns:v="urn:schemas-microsoft-com:vml" xmlns:w10="urn:schemas-microsoft-com:office:word" xmlns:w="http://schemas.openxmlformats.org/wordprocessingml/2006/main" xmlns:w14="http://schemas.microsoft.com/office/word/2010/wordml" xmlns:w15="http://schemas.microsoft.com/office/word/2012/wordml" xmlns:w16cid="http://schemas.microsoft.com/office/word/2016/wordml/cid" xmlns:w16se="http://schemas.microsoft.com/office/word/2015/wordml/symex" xmlns:sl="http://schemas.openxmlformats.org/schemaLibrary/2006/main" mc:Ignorable="w14 w15 w16se w16cid">
-  <w:view w:val="normal"/>
-  <w:defaultTabStop w:val="720"/>
-  <w:characterSpacingControl w:val="doNotCompress"/>
-  <w:compat>
-    <w:useFELayout/>
-    <w:compatSetting w:name="compatibilityMode" w:uri="http://schemas.microsoft.com/office/word" w:val="15"/>
-    <w:compatSetting w:name="overrideTableStyleFontSizeAndJustification" w:uri="http://schemas.microsoft.com/office/word" w:val="1"/>
-    <w:compatSetting w:name="enableOpenTypeFeatures" w:uri="http://schemas.microsoft.com/office/word" w:val="1"/>
-    <w:compatSetting w:name="doNotFlipMirrorIndents" w:uri="http://schemas.microsoft.com/office/word" w:val="1"/>
-    <w:compatSetting w:name="differentiateMultirowTableHeaders" w:uri="http://schemas.microsoft.com/office/word" w:val="1"/>
-    <w:compatSetting w:name="useWord2013TrackBottomHyphenation" w:uri="http://schemas.microsoft.com/office/word" w:val="1"/>
-  </w:compat>
-  <w:rsids>
-    <w:rsidRoot w:val="00C4289C"/>
-    <w:rsid w:val="00410C08"/>
-    <w:rsid w:val="00974B81"/>
-    <w:rsid w:val="00C173B4"/>
-    <w:rsid w:val="00C4289C"/>
-    <w:rsid w:val="00E35125"/>
-  </w:rsids>
-  <m:mathPr>
-    <m:mathFont m:val="Cambria Math"/>
-    <m:brkBin m:val="before"/>
-    <m:brkBinSub m:val="--"/>
-    <m:smallFrac m:val="0"/>
-    <m:dispDef/>
-    <m:lMargin m:val="0"/>
-    <m:rMargin m:val="0"/>
-    <m:defJc m:val="centerGroup"/>
-    <m:wrapIndent m:val="1440"/>
-    <m:intLim m:val="subSup"/>
-    <m:naryLim m:val="undOvr"/>
-  </m:mathPr>
-  <w:themeFontLang w:val="en-AU"/>
-  <w:clrSchemeMapping w:bg1="light1" w:t1="dark1" w:bg2="light2" w:t2="dark2" w:accent1="accent1" w:accent2="accent2" w:accent3="accent3" w:accent4="accent4" w:accent5="accent5" w:accent6="accent6" w:hyperlink="hyperlink" w:followedHyperlink="followedHyperlink"/>
-  <w:decimalSymbol w:val="."/>
-  <w:listSeparator w:val=","/>
-  <w15:chartTrackingRefBased/>
-</w:settings>
-</file>
-
-<file path=word/glossary/styles2.xml><?xml version="1.0" encoding="utf-8"?>
-<w:styles xmlns:mc="http://schemas.openxmlformats.org/markup-compatibility/2006" xmlns:r="http://schemas.openxmlformats.org/officeDocument/2006/relationships" xmlns:w="http://schemas.openxmlformats.org/wordprocessingml/2006/main" xmlns:w14="http://schemas.microsoft.com/office/word/2010/wordml" xmlns:w15="http://schemas.microsoft.com/office/word/2012/wordml" xmlns:w16cid="http://schemas.microsoft.com/office/word/2016/wordml/cid" xmlns:w16se="http://schemas.microsoft.com/office/word/2015/wordml/symex" mc:Ignorable="w14 w15 w16se w16cid">
-  <w:docDefaults>
-    <w:rPrDefault>
-      <w:rPr>
-        <w:rFonts w:asciiTheme="minorHAnsi" w:eastAsiaTheme="minorEastAsia" w:hAnsiTheme="minorHAnsi" w:cstheme="minorBidi"/>
-        <w:sz w:val="22"/>
-        <w:szCs w:val="22"/>
-        <w:lang w:val="en-AU" w:eastAsia="en-AU" w:bidi="ar-SA"/>
-      </w:rPr>
-    </w:rPrDefault>
-    <w:pPrDefault>
-      <w:pPr>
-        <w:spacing w:after="160" w:line="259" w:lineRule="auto"/>
-      </w:pPr>
-    </w:pPrDefault>
-  </w:docDefaults>
-  <w:latentStyles w:defLockedState="0" w:defUIPriority="99" w:defSemiHidden="0" w:defUnhideWhenUsed="0" w:defQFormat="0" w:count="376">
-    <w:lsdException w:name="Normal" w:uiPriority="0" w:qFormat="1"/>
-    <w:lsdException w:name="heading 1" w:uiPriority="9" w:qFormat="1"/>
-    <w:lsdException w:name="heading 2" w:semiHidden="1" w:uiPriority="9" w:unhideWhenUsed="1" w:qFormat="1"/>
-    <w:lsdException w:name="heading 3" w:semiHidden="1" w:uiPriority="9" w:unhideWhenUsed="1" w:qFormat="1"/>
-    <w:lsdException w:name="heading 4" w:semiHidden="1" w:uiPriority="9" w:unhideWhenUsed="1" w:qFormat="1"/>
-    <w:lsdException w:name="heading 5" w:semiHidden="1" w:uiPriority="9" w:unhideWhenUsed="1" w:qFormat="1"/>
-    <w:lsdException w:name="heading 6" w:semiHidden="1" w:uiPriority="9" w:unhideWhenUsed="1" w:qFormat="1"/>
-    <w:lsdException w:name="heading 7" w:semiHidden="1" w:uiPriority="9" w:unhideWhenUsed="1" w:qFormat="1"/>
-    <w:lsdException w:name="heading 8" w:semiHidden="1" w:uiPriority="9" w:unhideWhenUsed="1" w:qFormat="1"/>
-    <w:lsdException w:name="heading 9" w:semiHidden="1" w:uiPriority="9" w:unhideWhenUsed="1" w:qFormat="1"/>
-    <w:lsdException w:name="index 1" w:semiHidden="1" w:unhideWhenUsed="1"/>
-    <w:lsdException w:name="index 2" w:semiHidden="1" w:unhideWhenUsed="1"/>
-    <w:lsdException w:name="index 3" w:semiHidden="1" w:unhideWhenUsed="1"/>
-    <w:lsdException w:name="index 4" w:semiHidden="1" w:unhideWhenUsed="1"/>
-    <w:lsdException w:name="index 5" w:semiHidden="1" w:unhideWhenUsed="1"/>
-    <w:lsdException w:name="index 6" w:semiHidden="1" w:unhideWhenUsed="1"/>
-    <w:lsdException w:name="index 7" w:semiHidden="1" w:unhideWhenUsed="1"/>
-    <w:lsdException w:name="index 8" w:semiHidden="1" w:unhideWhenUsed="1"/>
-    <w:lsdException w:name="index 9" w:semiHidden="1" w:unhideWhenUsed="1"/>
-    <w:lsdException w:name="toc 1" w:semiHidden="1" w:uiPriority="39" w:unhideWhenUsed="1"/>
-    <w:lsdException w:name="toc 2" w:semiHidden="1" w:uiPriority="39" w:unhideWhenUsed="1"/>
-    <w:lsdException w:name="toc 3" w:semiHidden="1" w:uiPriority="39" w:unhideWhenUsed="1"/>
-    <w:lsdException w:name="toc 4" w:semiHidden="1" w:uiPriority="39" w:unhideWhenUsed="1"/>
-    <w:lsdException w:name="toc 5" w:semiHidden="1" w:uiPriority="39" w:unhideWhenUsed="1"/>
-    <w:lsdException w:name="toc 6" w:semiHidden="1" w:uiPriority="39" w:unhideWhenUsed="1"/>
-    <w:lsdException w:name="toc 7" w:semiHidden="1" w:uiPriority="39" w:unhideWhenUsed="1"/>
-    <w:lsdException w:name="toc 8" w:semiHidden="1" w:uiPriority="39" w:unhideWhenUsed="1"/>
-    <w:lsdException w:name="toc 9" w:semiHidden="1" w:uiPriority="39" w:unhideWhenUsed="1"/>
-    <w:lsdException w:name="Normal Indent" w:semiHidden="1" w:unhideWhenUsed="1"/>
-    <w:lsdException w:name="footnote text" w:semiHidden="1" w:unhideWhenUsed="1"/>
-    <w:lsdException w:name="annotation text" w:semiHidden="1" w:unhideWhenUsed="1"/>
-    <w:lsdException w:name="header" w:semiHidden="1" w:unhideWhenUsed="1"/>
-    <w:lsdException w:name="footer" w:semiHidden="1" w:unhideWhenUsed="1"/>
-    <w:lsdException w:name="index heading" w:semiHidden="1" w:unhideWhenUsed="1"/>
-    <w:lsdException w:name="caption" w:semiHidden="1" w:uiPriority="35" w:unhideWhenUsed="1" w:qFormat="1"/>
-    <w:lsdException w:name="table of figures" w:semiHidden="1" w:unhideWhenUsed="1"/>
-    <w:lsdException w:name="envelope address" w:semiHidden="1" w:unhideWhenUsed="1"/>
-    <w:lsdException w:name="envelope return" w:semiHidden="1" w:unhideWhenUsed="1"/>
-    <w:lsdException w:name="footnote reference" w:semiHidden="1" w:unhideWhenUsed="1"/>
-    <w:lsdException w:name="annotation reference" w:semiHidden="1" w:unhideWhenUsed="1"/>
-    <w:lsdException w:name="line number" w:semiHidden="1" w:unhideWhenUsed="1"/>
-    <w:lsdException w:name="page number" w:semiHidden="1" w:unhideWhenUsed="1"/>
-    <w:lsdException w:name="endnote reference" w:semiHidden="1" w:unhideWhenUsed="1"/>
-    <w:lsdException w:name="endnote text" w:semiHidden="1" w:unhideWhenUsed="1"/>
-    <w:lsdException w:name="table of authorities" w:semiHidden="1" w:unhideWhenUsed="1"/>
-    <w:lsdException w:name="macro" w:semiHidden="1" w:unhideWhenUsed="1"/>
-    <w:lsdException w:name="toa heading" w:semiHidden="1" w:unhideWhenUsed="1"/>
-    <w:lsdException w:name="List" w:semiHidden="1" w:unhideWhenUsed="1"/>
-    <w:lsdException w:name="List Bullet" w:semiHidden="1" w:unhideWhenUsed="1"/>
-    <w:lsdException w:name="List Number" w:semiHidden="1" w:unhideWhenUsed="1"/>
-    <w:lsdException w:name="List 2" w:semiHidden="1" w:unhideWhenUsed="1"/>
-    <w:lsdException w:name="List 3" w:semiHidden="1" w:unhideWhenUsed="1"/>
-    <w:lsdException w:name="List 4" w:semiHidden="1" w:unhideWhenUsed="1"/>
-    <w:lsdException w:name="List 5" w:semiHidden="1" w:unhideWhenUsed="1"/>
-    <w:lsdException w:name="List Bullet 2" w:semiHidden="1" w:unhideWhenUsed="1"/>
-    <w:lsdException w:name="List Bullet 3" w:semiHidden="1" w:unhideWhenUsed="1"/>
-    <w:lsdException w:name="List Bullet 4" w:semiHidden="1" w:unhideWhenUsed="1"/>
-    <w:lsdException w:name="List Bullet 5" w:semiHidden="1" w:unhideWhenUsed="1"/>
-    <w:lsdException w:name="List Number 2" w:semiHidden="1" w:unhideWhenUsed="1"/>
-    <w:lsdException w:name="List Number 3" w:semiHidden="1" w:unhideWhenUsed="1"/>
-    <w:lsdException w:name="List Number 4" w:semiHidden="1" w:unhideWhenUsed="1"/>
-    <w:lsdException w:name="List Number 5" w:semiHidden="1" w:unhideWhenUsed="1"/>
-    <w:lsdException w:name="Title" w:uiPriority="10" w:qFormat="1"/>
-    <w:lsdException w:name="Closing" w:semiHidden="1" w:unhideWhenUsed="1"/>
-    <w:lsdException w:name="Signature" w:semiHidden="1" w:unhideWhenUsed="1"/>
-    <w:lsdException w:name="Default Paragraph Font" w:semiHidden="1" w:uiPriority="1" w:unhideWhenUsed="1"/>
-    <w:lsdException w:name="Body Text" w:semiHidden="1" w:unhideWhenUsed="1"/>
-    <w:lsdException w:name="Body Text Indent" w:semiHidden="1" w:unhideWhenUsed="1"/>
-    <w:lsdException w:name="List Continue" w:semiHidden="1" w:unhideWhenUsed="1"/>
-    <w:lsdException w:name="List Continue 2" w:semiHidden="1" w:unhideWhenUsed="1"/>
-    <w:lsdException w:name="List Continue 3" w:semiHidden="1" w:unhideWhenUsed="1"/>
-    <w:lsdException w:name="List Continue 4" w:semiHidden="1" w:unhideWhenUsed="1"/>
-    <w:lsdException w:name="List Continue 5" w:semiHidden="1" w:unhideWhenUsed="1"/>
-    <w:lsdException w:name="Message Header" w:semiHidden="1" w:unhideWhenUsed="1"/>
-    <w:lsdException w:name="Subtitle" w:uiPriority="11" w:qFormat="1"/>
-    <w:lsdException w:name="Salutation" w:semiHidden="1" w:unhideWhenUsed="1"/>
-    <w:lsdException w:name="Date" w:semiHidden="1" w:unhideWhenUsed="1"/>
-    <w:lsdException w:name="Body Text First Indent" w:semiHidden="1" w:unhideWhenUsed="1"/>
-    <w:lsdException w:name="Body Text First Indent 2" w:semiHidden="1" w:unhideWhenUsed="1"/>
-    <w:lsdException w:name="Note Heading" w:semiHidden="1" w:unhideWhenUsed="1"/>
-    <w:lsdException w:name="Body Text 2" w:semiHidden="1" w:unhideWhenUsed="1"/>
-    <w:lsdException w:name="Body Text 3" w:semiHidden="1" w:unhideWhenUsed="1"/>
-    <w:lsdException w:name="Body Text Indent 2" w:semiHidden="1" w:unhideWhenUsed="1"/>
-    <w:lsdException w:name="Body Text Indent 3" w:semiHidden="1" w:unhideWhenUsed="1"/>
-    <w:lsdException w:name="Block Text" w:semiHidden="1" w:unhideWhenUsed="1"/>
-    <w:lsdException w:name="Hyperlink" w:semiHidden="1" w:unhideWhenUsed="1"/>
-    <w:lsdException w:name="FollowedHyperlink" w:semiHidden="1" w:unhideWhenUsed="1"/>
-    <w:lsdException w:name="Strong" w:uiPriority="22" w:qFormat="1"/>
-    <w:lsdException w:name="Emphasis" w:uiPriority="20" w:qFormat="1"/>
-    <w:lsdException w:name="Document Map" w:semiHidden="1" w:unhideWhenUsed="1"/>
-    <w:lsdException w:name="Plain Text" w:semiHidden="1" w:unhideWhenUsed="1"/>
-    <w:lsdException w:name="E-mail Signature" w:semiHidden="1" w:unhideWhenUsed="1"/>
-    <w:lsdException w:name="HTML Top of Form" w:semiHidden="1" w:unhideWhenUsed="1"/>
-    <w:lsdException w:name="HTML Bottom of Form" w:semiHidden="1" w:unhideWhenUsed="1"/>
-    <w:lsdException w:name="Normal (Web)" w:semiHidden="1" w:unhideWhenUsed="1"/>
-    <w:lsdException w:name="HTML Acronym" w:semiHidden="1" w:unhideWhenUsed="1"/>
-    <w:lsdException w:name="HTML Address" w:semiHidden="1" w:unhideWhenUsed="1"/>
-    <w:lsdException w:name="HTML Cite" w:semiHidden="1" w:unhideWhenUsed="1"/>
-    <w:lsdException w:name="HTML Code" w:semiHidden="1" w:unhideWhenUsed="1"/>
-    <w:lsdException w:name="HTML Definition" w:semiHidden="1" w:unhideWhenUsed="1"/>
-    <w:lsdException w:name="HTML Keyboard" w:semiHidden="1" w:unhideWhenUsed="1"/>
-    <w:lsdException w:name="HTML Preformatted" w:semiHidden="1" w:unhideWhenUsed="1"/>
-    <w:lsdException w:name="HTML Sample" w:semiHidden="1" w:unhideWhenUsed="1"/>
-    <w:lsdException w:name="HTML Typewriter" w:semiHidden="1" w:unhideWhenUsed="1"/>
-    <w:lsdException w:name="HTML Variable" w:semiHidden="1" w:unhideWhenUsed="1"/>
-    <w:lsdException w:name="Normal Table" w:semiHidden="1" w:unhideWhenUsed="1"/>
-    <w:lsdException w:name="annotation subject" w:semiHidden="1" w:unhideWhenUsed="1"/>
-    <w:lsdException w:name="No List" w:semiHidden="1" w:unhideWhenUsed="1"/>
-    <w:lsdException w:name="Outline List 1" w:semiHidden="1" w:unhideWhenUsed="1"/>
-    <w:lsdException w:name="Outline List 2" w:semiHidden="1" w:unhideWhenUsed="1"/>
-    <w:lsdException w:name="Outline List 3" w:semiHidden="1" w:unhideWhenUsed="1"/>
-    <w:lsdException w:name="Table Simple 1" w:semiHidden="1" w:unhideWhenUsed="1"/>
-    <w:lsdException w:name="Table Simple 2" w:semiHidden="1" w:unhideWhenUsed="1"/>
-    <w:lsdException w:name="Table Simple 3" w:semiHidden="1" w:unhideWhenUsed="1"/>
-    <w:lsdException w:name="Table Classic 1" w:semiHidden="1" w:unhideWhenUsed="1"/>
-    <w:lsdException w:name="Table Classic 2" w:semiHidden="1" w:unhideWhenUsed="1"/>
-    <w:lsdException w:name="Table Classic 3" w:semiHidden="1" w:unhideWhenUsed="1"/>
-    <w:lsdException w:name="Table Classic 4" w:semiHidden="1" w:unhideWhenUsed="1"/>
-    <w:lsdException w:name="Table Colorful 1" w:semiHidden="1" w:unhideWhenUsed="1"/>
-    <w:lsdException w:name="Table Colorful 2" w:semiHidden="1" w:unhideWhenUsed="1"/>
-    <w:lsdException w:name="Table Colorful 3" w:semiHidden="1" w:unhideWhenUsed="1"/>
-    <w:lsdException w:name="Table Columns 1" w:semiHidden="1" w:unhideWhenUsed="1"/>
-    <w:lsdException w:name="Table Columns 2" w:semiHidden="1" w:unhideWhenUsed="1"/>
-    <w:lsdException w:name="Table Columns 3" w:semiHidden="1" w:unhideWhenUsed="1"/>
-    <w:lsdException w:name="Table Columns 4" w:semiHidden="1" w:unhideWhenUsed="1"/>
-    <w:lsdException w:name="Table Columns 5" w:semiHidden="1" w:unhideWhenUsed="1"/>
-    <w:lsdException w:name="Table Grid 1" w:semiHidden="1" w:unhideWhenUsed="1"/>
-    <w:lsdException w:name="Table Grid 2" w:semiHidden="1" w:unhideWhenUsed="1"/>
-    <w:lsdException w:name="Table Grid 3" w:semiHidden="1" w:unhideWhenUsed="1"/>
-    <w:lsdException w:name="Table Grid 4" w:semiHidden="1" w:unhideWhenUsed="1"/>
-    <w:lsdException w:name="Table Grid 5" w:semiHidden="1" w:unhideWhenUsed="1"/>
-    <w:lsdException w:name="Table Grid 6" w:semiHidden="1" w:unhideWhenUsed="1"/>
-    <w:lsdException w:name="Table Grid 7" w:semiHidden="1" w:unhideWhenUsed="1"/>
-    <w:lsdException w:name="Table Grid 8" w:semiHidden="1" w:unhideWhenUsed="1"/>
-    <w:lsdException w:name="Table List 1" w:semiHidden="1" w:unhideWhenUsed="1"/>
-    <w:lsdException w:name="Table List 2" w:semiHidden="1" w:unhideWhenUsed="1"/>
-    <w:lsdException w:name="Table List 3" w:semiHidden="1" w:unhideWhenUsed="1"/>
-    <w:lsdException w:name="Table List 4" w:semiHidden="1" w:unhideWhenUsed="1"/>
-    <w:lsdException w:name="Table List 5" w:semiHidden="1" w:unhideWhenUsed="1"/>
-    <w:lsdException w:name="Table List 6" w:semiHidden="1" w:unhideWhenUsed="1"/>
-    <w:lsdException w:name="Table List 7" w:semiHidden="1" w:unhideWhenUsed="1"/>
-    <w:lsdException w:name="Table List 8" w:semiHidden="1" w:unhideWhenUsed="1"/>
-    <w:lsdException w:name="Table 3D effects 1" w:semiHidden="1" w:unhideWhenUsed="1"/>
-    <w:lsdException w:name="Table 3D effects 2" w:semiHidden="1" w:unhideWhenUsed="1"/>
-    <w:lsdException w:name="Table 3D effects 3" w:semiHidden="1" w:unhideWhenUsed="1"/>
-    <w:lsdException w:name="Table Contemporary" w:semiHidden="1" w:unhideWhenUsed="1"/>
-    <w:lsdException w:name="Table Elegant" w:semiHidden="1" w:unhideWhenUsed="1"/>
-    <w:lsdException w:name="Table Professional" w:semiHidden="1" w:unhideWhenUsed="1"/>
-    <w:lsdException w:name="Table Subtle 1" w:semiHidden="1" w:unhideWhenUsed="1"/>
-    <w:lsdException w:name="Table Subtle 2" w:semiHidden="1" w:unhideWhenUsed="1"/>
-    <w:lsdException w:name="Table Web 1" w:semiHidden="1" w:unhideWhenUsed="1"/>
-    <w:lsdException w:name="Table Web 2" w:semiHidden="1" w:unhideWhenUsed="1"/>
-    <w:lsdException w:name="Table Web 3" w:semiHidden="1" w:unhideWhenUsed="1"/>
-    <w:lsdException w:name="Balloon Text" w:semiHidden="1" w:unhideWhenUsed="1"/>
-    <w:lsdException w:name="Table Grid" w:uiPriority="39"/>
-    <w:lsdException w:name="Table Theme" w:semiHidden="1" w:unhideWhenUsed="1"/>
-    <w:lsdException w:name="Placeholder Text" w:semiHidden="1"/>
-    <w:lsdException w:name="No Spacing" w:uiPriority="1" w:qFormat="1"/>
-    <w:lsdException w:name="Light Shading" w:uiPriority="60"/>
-    <w:lsdException w:name="Light List" w:uiPriority="61"/>
-    <w:lsdException w:name="Light Grid" w:uiPriority="62"/>
-    <w:lsdException w:name="Medium Shading 1" w:uiPriority="63"/>
-    <w:lsdException w:name="Medium Shading 2" w:uiPriority="64"/>
-    <w:lsdException w:name="Medium List 1" w:uiPriority="65"/>
-    <w:lsdException w:name="Medium List 2" w:uiPriority="66"/>
-    <w:lsdException w:name="Medium Grid 1" w:uiPriority="67"/>
-    <w:lsdException w:name="Medium Grid 2" w:uiPriority="68"/>
-    <w:lsdException w:name="Medium Grid 3" w:uiPriority="69"/>
-    <w:lsdException w:name="Dark List" w:uiPriority="70"/>
-    <w:lsdException w:name="Colorful Shading" w:uiPriority="71"/>
-    <w:lsdException w:name="Colorful List" w:uiPriority="72"/>
-    <w:lsdException w:name="Colorful Grid" w:uiPriority="73"/>
-    <w:lsdException w:name="Light Shading Accent 1" w:uiPriority="60"/>
-    <w:lsdException w:name="Light List Accent 1" w:uiPriority="61"/>
-    <w:lsdException w:name="Light Grid Accent 1" w:uiPriority="62"/>
-    <w:lsdException w:name="Medium Shading 1 Accent 1" w:uiPriority="63"/>
-    <w:lsdException w:name="Medium Shading 2 Accent 1" w:uiPriority="64"/>
-    <w:lsdException w:name="Medium List 1 Accent 1" w:uiPriority="65"/>
-    <w:lsdException w:name="Revision" w:semiHidden="1"/>
-    <w:lsdException w:name="List Paragraph" w:uiPriority="34" w:qFormat="1"/>
-    <w:lsdException w:name="Quote" w:uiPriority="29" w:qFormat="1"/>
-    <w:lsdException w:name="Intense Quote" w:uiPriority="30" w:qFormat="1"/>
-    <w:lsdException w:name="Medium List 2 Accent 1" w:uiPriority="66"/>
-    <w:lsdException w:name="Medium Grid 1 Accent 1" w:uiPriority="67"/>
-    <w:lsdException w:name="Medium Grid 2 Accent 1" w:uiPriority="68"/>
-    <w:lsdException w:name="Medium Grid 3 Accent 1" w:uiPriority="69"/>
-    <w:lsdException w:name="Dark List Accent 1" w:uiPriority="70"/>
-    <w:lsdException w:name="Colorful Shading Accent 1" w:uiPriority="71"/>
-    <w:lsdException w:name="Colorful List Accent 1" w:uiPriority="72"/>
-    <w:lsdException w:name="Colorful Grid Accent 1" w:uiPriority="73"/>
-    <w:lsdException w:name="Light Shading Accent 2" w:uiPriority="60"/>
-    <w:lsdException w:name="Light List Accent 2" w:uiPriority="61"/>
-    <w:lsdException w:name="Light Grid Accent 2" w:uiPriority="62"/>
-    <w:lsdException w:name="Medium Shading 1 Accent 2" w:uiPriority="63"/>
-    <w:lsdException w:name="Medium Shading 2 Accent 2" w:uiPriority="64"/>
-    <w:lsdException w:name="Medium List 1 Accent 2" w:uiPriority="65"/>
-    <w:lsdException w:name="Medium List 2 Accent 2" w:uiPriority="66"/>
-    <w:lsdException w:name="Medium Grid 1 Accent 2" w:uiPriority="67"/>
-    <w:lsdException w:name="Medium Grid 2 Accent 2" w:uiPriority="68"/>
-    <w:lsdException w:name="Medium Grid 3 Accent 2" w:uiPriority="69"/>
-    <w:lsdException w:name="Dark List Accent 2" w:uiPriority="70"/>
-    <w:lsdException w:name="Colorful Shading Accent 2" w:uiPriority="71"/>
-    <w:lsdException w:name="Colorful List Accent 2" w:uiPriority="72"/>
-    <w:lsdException w:name="Colorful Grid Accent 2" w:uiPriority="73"/>
-    <w:lsdException w:name="Light Shading Accent 3" w:uiPriority="60"/>
-    <w:lsdException w:name="Light List Accent 3" w:uiPriority="61"/>
-    <w:lsdException w:name="Light Grid Accent 3" w:uiPriority="62"/>
-    <w:lsdException w:name="Medium Shading 1 Accent 3" w:uiPriority="63"/>
-    <w:lsdException w:name="Medium Shading 2 Accent 3" w:uiPriority="64"/>
-    <w:lsdException w:name="Medium List 1 Accent 3" w:uiPriority="65"/>
-    <w:lsdException w:name="Medium List 2 Accent 3" w:uiPriority="66"/>
-    <w:lsdException w:name="Medium Grid 1 Accent 3" w:uiPriority="67"/>
-    <w:lsdException w:name="Medium Grid 2 Accent 3" w:uiPriority="68"/>
-    <w:lsdException w:name="Medium Grid 3 Accent 3" w:uiPriority="69"/>
-    <w:lsdException w:name="Dark List Accent 3" w:uiPriority="70"/>
-    <w:lsdException w:name="Colorful Shading Accent 3" w:uiPriority="71"/>
-    <w:lsdException w:name="Colorful List Accent 3" w:uiPriority="72"/>
-    <w:lsdException w:name="Colorful Grid Accent 3" w:uiPriority="73"/>
-    <w:lsdException w:name="Light Shading Accent 4" w:uiPriority="60"/>
-    <w:lsdException w:name="Light List Accent 4" w:uiPriority="61"/>
-    <w:lsdException w:name="Light Grid Accent 4" w:uiPriority="62"/>
-    <w:lsdException w:name="Medium Shading 1 Accent 4" w:uiPriority="63"/>
-    <w:lsdException w:name="Medium Shading 2 Accent 4" w:uiPriority="64"/>
-    <w:lsdException w:name="Medium List 1 Accent 4" w:uiPriority="65"/>
-    <w:lsdException w:name="Medium List 2 Accent 4" w:uiPriority="66"/>
-    <w:lsdException w:name="Medium Grid 1 Accent 4" w:uiPriority="67"/>
-    <w:lsdException w:name="Medium Grid 2 Accent 4" w:uiPriority="68"/>
-    <w:lsdException w:name="Medium Grid 3 Accent 4" w:uiPriority="69"/>
-    <w:lsdException w:name="Dark List Accent 4" w:uiPriority="70"/>
-    <w:lsdException w:name="Colorful Shading Accent 4" w:uiPriority="71"/>
-    <w:lsdException w:name="Colorful List Accent 4" w:uiPriority="72"/>
-    <w:lsdException w:name="Colorful Grid Accent 4" w:uiPriority="73"/>
-    <w:lsdException w:name="Light Shading Accent 5" w:uiPriority="60"/>
-    <w:lsdException w:name="Light List Accent 5" w:uiPriority="61"/>
-    <w:lsdException w:name="Light Grid Accent 5" w:uiPriority="62"/>
-    <w:lsdException w:name="Medium Shading 1 Accent 5" w:uiPriority="63"/>
-    <w:lsdException w:name="Medium Shading 2 Accent 5" w:uiPriority="64"/>
-    <w:lsdException w:name="Medium List 1 Accent 5" w:uiPriority="65"/>
-    <w:lsdException w:name="Medium List 2 Accent 5" w:uiPriority="66"/>
-    <w:lsdException w:name="Medium Grid 1 Accent 5" w:uiPriority="67"/>
-    <w:lsdException w:name="Medium Grid 2 Accent 5" w:uiPriority="68"/>
-    <w:lsdException w:name="Medium Grid 3 Accent 5" w:uiPriority="69"/>
-    <w:lsdException w:name="Dark List Accent 5" w:uiPriority="70"/>
-    <w:lsdException w:name="Colorful Shading Accent 5" w:uiPriority="71"/>
-    <w:lsdException w:name="Colorful List Accent 5" w:uiPriority="72"/>
-    <w:lsdException w:name="Colorful Grid Accent 5" w:uiPriority="73"/>
-    <w:lsdException w:name="Light Shading Accent 6" w:uiPriority="60"/>
-    <w:lsdException w:name="Light List Accent 6" w:uiPriority="61"/>
-    <w:lsdException w:name="Light Grid Accent 6" w:uiPriority="62"/>
-    <w:lsdException w:name="Medium Shading 1 Accent 6" w:uiPriority="63"/>
-    <w:lsdException w:name="Medium Shading 2 Accent 6" w:uiPriority="64"/>
-    <w:lsdException w:name="Medium List 1 Accent 6" w:uiPriority="65"/>
-    <w:lsdException w:name="Medium List 2 Accent 6" w:uiPriority="66"/>
-    <w:lsdException w:name="Medium Grid 1 Accent 6" w:uiPriority="67"/>
-    <w:lsdException w:name="Medium Grid 2 Accent 6" w:uiPriority="68"/>
-    <w:lsdException w:name="Medium Grid 3 Accent 6" w:uiPriority="69"/>
-    <w:lsdException w:name="Dark List Accent 6" w:uiPriority="70"/>
-    <w:lsdException w:name="Colorful Shading Accent 6" w:uiPriority="71"/>
-    <w:lsdException w:name="Colorful List Accent 6" w:uiPriority="72"/>
-    <w:lsdException w:name="Colorful Grid Accent 6" w:uiPriority="73"/>
-    <w:lsdException w:name="Subtle Emphasis" w:uiPriority="19" w:qFormat="1"/>
-    <w:lsdException w:name="Intense Emphasis" w:uiPriority="21" w:qFormat="1"/>
-    <w:lsdException w:name="Subtle Reference" w:uiPriority="31" w:qFormat="1"/>
-    <w:lsdException w:name="Intense Reference" w:uiPriority="32" w:qFormat="1"/>
-    <w:lsdException w:name="Book Title" w:uiPriority="33" w:qFormat="1"/>
-    <w:lsdException w:name="Bibliography" w:semiHidden="1" w:uiPriority="37" w:unhideWhenUsed="1"/>
-    <w:lsdException w:name="TOC Heading" w:semiHidden="1" w:uiPriority="39" w:unhideWhenUsed="1" w:qFormat="1"/>
-    <w:lsdException w:name="Plain Table 1" w:uiPriority="41"/>
-    <w:lsdException w:name="Plain Table 2" w:uiPriority="42"/>
-    <w:lsdException w:name="Plain Table 3" w:uiPriority="43"/>
-    <w:lsdException w:name="Plain Table 4" w:uiPriority="44"/>
-    <w:lsdException w:name="Plain Table 5" w:uiPriority="45"/>
-    <w:lsdException w:name="Grid Table Light" w:uiPriority="40"/>
-    <w:lsdException w:name="Grid Table 1 Light" w:uiPriority="46"/>
-    <w:lsdException w:name="Grid Table 2" w:uiPriority="47"/>
-    <w:lsdException w:name="Grid Table 3" w:uiPriority="48"/>
-    <w:lsdException w:name="Grid Table 4" w:uiPriority="49"/>
-    <w:lsdException w:name="Grid Table 5 Dark" w:uiPriority="50"/>
-    <w:lsdException w:name="Grid Table 6 Colorful" w:uiPriority="51"/>
-    <w:lsdException w:name="Grid Table 7 Colorful" w:uiPriority="52"/>
-    <w:lsdException w:name="Grid Table 1 Light Accent 1" w:uiPriority="46"/>
-    <w:lsdException w:name="Grid Table 2 Accent 1" w:uiPriority="47"/>
-    <w:lsdException w:name="Grid Table 3 Accent 1" w:uiPriority="48"/>
-    <w:lsdException w:name="Grid Table 4 Accent 1" w:uiPriority="49"/>
-    <w:lsdException w:name="Grid Table 5 Dark Accent 1" w:uiPriority="50"/>
-    <w:lsdException w:name="Grid Table 6 Colorful Accent 1" w:uiPriority="51"/>
-    <w:lsdException w:name="Grid Table 7 Colorful Accent 1" w:uiPriority="52"/>
-    <w:lsdException w:name="Grid Table 1 Light Accent 2" w:uiPriority="46"/>
-    <w:lsdException w:name="Grid Table 2 Accent 2" w:uiPriority="47"/>
-    <w:lsdException w:name="Grid Table 3 Accent 2" w:uiPriority="48"/>
-    <w:lsdException w:name="Grid Table 4 Accent 2" w:uiPriority="49"/>
-    <w:lsdException w:name="Grid Table 5 Dark Accent 2" w:uiPriority="50"/>
-    <w:lsdException w:name="Grid Table 6 Colorful Accent 2" w:uiPriority="51"/>
-    <w:lsdException w:name="Grid Table 7 Colorful Accent 2" w:uiPriority="52"/>
-    <w:lsdException w:name="Grid Table 1 Light Accent 3" w:uiPriority="46"/>
-    <w:lsdException w:name="Grid Table 2 Accent 3" w:uiPriority="47"/>
-    <w:lsdException w:name="Grid Table 3 Accent 3" w:uiPriority="48"/>
-    <w:lsdException w:name="Grid Table 4 Accent 3" w:uiPriority="49"/>
-    <w:lsdException w:name="Grid Table 5 Dark Accent 3" w:uiPriority="50"/>
-    <w:lsdException w:name="Grid Table 6 Colorful Accent 3" w:uiPriority="51"/>
-    <w:lsdException w:name="Grid Table 7 Colorful Accent 3" w:uiPriority="52"/>
-    <w:lsdException w:name="Grid Table 1 Light Accent 4" w:uiPriority="46"/>
-    <w:lsdException w:name="Grid Table 2 Accent 4" w:uiPriority="47"/>
-    <w:lsdException w:name="Grid Table 3 Accent 4" w:uiPriority="48"/>
-    <w:lsdException w:name="Grid Table 4 Accent 4" w:uiPriority="49"/>
-    <w:lsdException w:name="Grid Table 5 Dark Accent 4" w:uiPriority="50"/>
-    <w:lsdException w:name="Grid Table 6 Colorful Accent 4" w:uiPriority="51"/>
-    <w:lsdException w:name="Grid Table 7 Colorful Accent 4" w:uiPriority="52"/>
-    <w:lsdException w:name="Grid Table 1 Light Accent 5" w:uiPriority="46"/>
-    <w:lsdException w:name="Grid Table 2 Accent 5" w:uiPriority="47"/>
-    <w:lsdException w:name="Grid Table 3 Accent 5" w:uiPriority="48"/>
-    <w:lsdException w:name="Grid Table 4 Accent 5" w:uiPriority="49"/>
-    <w:lsdException w:name="Grid Table 5 Dark Accent 5" w:uiPriority="50"/>
-    <w:lsdException w:name="Grid Table 6 Colorful Accent 5" w:uiPriority="51"/>
-    <w:lsdException w:name="Grid Table 7 Colorful Accent 5" w:uiPriority="52"/>
-    <w:lsdException w:name="Grid Table 1 Light Accent 6" w:uiPriority="46"/>
-    <w:lsdException w:name="Grid Table 2 Accent 6" w:uiPriority="47"/>
-    <w:lsdException w:name="Grid Table 3 Accent 6" w:uiPriority="48"/>
-    <w:lsdException w:name="Grid Table 4 Accent 6" w:uiPriority="49"/>
-    <w:lsdException w:name="Grid Table 5 Dark Accent 6" w:uiPriority="50"/>
-    <w:lsdException w:name="Grid Table 6 Colorful Accent 6" w:uiPriority="51"/>
-    <w:lsdException w:name="Grid Table 7 Colorful Accent 6" w:uiPriority="52"/>
-    <w:lsdException w:name="List Table 1 Light" w:uiPriority="46"/>
-    <w:lsdException w:name="List Table 2" w:uiPriority="47"/>
-    <w:lsdException w:name="List Table 3" w:uiPriority="48"/>
-    <w:lsdException w:name="List Table 4" w:uiPriority="49"/>
-    <w:lsdException w:name="List Table 5 Dark" w:uiPriority="50"/>
-    <w:lsdException w:name="List Table 6 Colorful" w:uiPriority="51"/>
-    <w:lsdException w:name="List Table 7 Colorful" w:uiPriority="52"/>
-    <w:lsdException w:name="List Table 1 Light Accent 1" w:uiPriority="46"/>
-    <w:lsdException w:name="List Table 2 Accent 1" w:uiPriority="47"/>
-    <w:lsdException w:name="List Table 3 Accent 1" w:uiPriority="48"/>
-    <w:lsdException w:name="List Table 4 Accent 1" w:uiPriority="49"/>
-    <w:lsdException w:name="List Table 5 Dark Accent 1" w:uiPriority="50"/>
-    <w:lsdException w:name="List Table 6 Colorful Accent 1" w:uiPriority="51"/>
-    <w:lsdException w:name="List Table 7 Colorful Accent 1" w:uiPriority="52"/>
-    <w:lsdException w:name="List Table 1 Light Accent 2" w:uiPriority="46"/>
-    <w:lsdException w:name="List Table 2 Accent 2" w:uiPriority="47"/>
-    <w:lsdException w:name="List Table 3 Accent 2" w:uiPriority="48"/>
-    <w:lsdException w:name="List Table 4 Accent 2" w:uiPriority="49"/>
-    <w:lsdException w:name="List Table 5 Dark Accent 2" w:uiPriority="50"/>
-    <w:lsdException w:name="List Table 6 Colorful Accent 2" w:uiPriority="51"/>
-    <w:lsdException w:name="List Table 7 Colorful Accent 2" w:uiPriority="52"/>
-    <w:lsdException w:name="List Table 1 Light Accent 3" w:uiPriority="46"/>
-    <w:lsdException w:name="List Table 2 Accent 3" w:uiPriority="47"/>
-    <w:lsdException w:name="List Table 3 Accent 3" w:uiPriority="48"/>
-    <w:lsdException w:name="List Table 4 Accent 3" w:uiPriority="49"/>
-    <w:lsdException w:name="List Table 5 Dark Accent 3" w:uiPriority="50"/>
-    <w:lsdException w:name="List Table 6 Colorful Accent 3" w:uiPriority="51"/>
-    <w:lsdException w:name="List Table 7 Colorful Accent 3" w:uiPriority="52"/>
-    <w:lsdException w:name="List Table 1 Light Accent 4" w:uiPriority="46"/>
-    <w:lsdException w:name="List Table 2 Accent 4" w:uiPriority="47"/>
-    <w:lsdException w:name="List Table 3 Accent 4" w:uiPriority="48"/>
-    <w:lsdException w:name="List Table 4 Accent 4" w:uiPriority="49"/>
-    <w:lsdException w:name="List Table 5 Dark Accent 4" w:uiPriority="50"/>
-    <w:lsdException w:name="List Table 6 Colorful Accent 4" w:uiPriority="51"/>
-    <w:lsdException w:name="List Table 7 Colorful Accent 4" w:uiPriority="52"/>
-    <w:lsdException w:name="List Table 1 Light Accent 5" w:uiPriority="46"/>
-    <w:lsdException w:name="List Table 2 Accent 5" w:uiPriority="47"/>
-    <w:lsdException w:name="List Table 3 Accent 5" w:uiPriority="48"/>
-    <w:lsdException w:name="List Table 4 Accent 5" w:uiPriority="49"/>
-    <w:lsdException w:name="List Table 5 Dark Accent 5" w:uiPriority="50"/>
-    <w:lsdException w:name="List Table 6 Colorful Accent 5" w:uiPriority="51"/>
-    <w:lsdException w:name="List Table 7 Colorful Accent 5" w:uiPriority="52"/>
-    <w:lsdException w:name="List Table 1 Light Accent 6" w:uiPriority="46"/>
-    <w:lsdException w:name="List Table 2 Accent 6" w:uiPriority="47"/>
-    <w:lsdException w:name="List Table 3 Accent 6" w:uiPriority="48"/>
-    <w:lsdException w:name="List Table 4 Accent 6" w:uiPriority="49"/>
-    <w:lsdException w:name="List Table 5 Dark Accent 6" w:uiPriority="50"/>
-    <w:lsdException w:name="List Table 6 Colorful Accent 6" w:uiPriority="51"/>
-    <w:lsdException w:name="List Table 7 Colorful Accent 6" w:uiPriority="52"/>
-    <w:lsdException w:name="Mention" w:semiHidden="1" w:unhideWhenUsed="1"/>
-    <w:lsdException w:name="Smart Hyperlink" w:semiHidden="1" w:unhideWhenUsed="1"/>
-    <w:lsdException w:name="Hashtag" w:semiHidden="1" w:unhideWhenUsed="1"/>
-    <w:lsdException w:name="Unresolved Mention" w:semiHidden="1" w:unhideWhenUsed="1"/>
-    <w:lsdException w:name="Smart Link" w:semiHidden="1" w:unhideWhenUsed="1"/>
-  </w:latentStyles>
-  <w:style w:type="paragraph" w:default="1" w:styleId="Normal">
-    <w:name w:val="Normal"/>
-    <w:qFormat/>
-  </w:style>
-  <w:style w:type="character" w:default="1" w:styleId="DefaultParagraphFont">
-    <w:name w:val="Default Paragraph Font"/>
-    <w:uiPriority w:val="1"/>
-    <w:semiHidden/>
-    <w:unhideWhenUsed/>
-  </w:style>
-  <w:style w:type="table" w:default="1" w:styleId="TableNormal">
-    <w:name w:val="Normal Table"/>
-    <w:uiPriority w:val="99"/>
-    <w:semiHidden/>
-    <w:unhideWhenUsed/>
-    <w:tblPr>
-      <w:tblInd w:w="0" w:type="dxa"/>
-      <w:tblCellMar>
-        <w:top w:w="0" w:type="dxa"/>
-        <w:left w:w="108" w:type="dxa"/>
-        <w:bottom w:w="0" w:type="dxa"/>
-        <w:right w:w="108" w:type="dxa"/>
-      </w:tblCellMar>
-    </w:tblPr>
-  </w:style>
-  <w:style w:type="numbering" w:default="1" w:styleId="NoList">
-    <w:name w:val="No List"/>
-    <w:uiPriority w:val="99"/>
-    <w:semiHidden/>
-    <w:unhideWhenUsed/>
-  </w:style>
-  <w:style w:type="character" w:styleId="PlaceholderText">
-    <w:name w:val="Placeholder Text"/>
-    <w:basedOn w:val="DefaultParagraphFont"/>
-    <w:uiPriority w:val="99"/>
-    <w:semiHidden/>
-    <w:rsid w:val="00410C08"/>
-    <w:rPr>
-      <w:color w:val="808080"/>
-    </w:rPr>
-  </w:style>
-  <w:style w:type="paragraph" w:customStyle="1" w:styleId="4F6D6888C106445F8345B22F2F570F5D">
-    <w:name w:val="4F6D6888C106445F8345B22F2F570F5D"/>
-    <w:rsid w:val="00C4289C"/>
-  </w:style>
-  <w:style w:type="paragraph" w:customStyle="1" w:styleId="1B4CC732479C4D8885AC0467BD6B4DAB">
-    <w:name w:val="1B4CC732479C4D8885AC0467BD6B4DAB"/>
-    <w:rsid w:val="00C4289C"/>
-  </w:style>
-  <w:style w:type="paragraph" w:customStyle="1" w:styleId="4AC4F0B5F800433983BFB02E6341FAD9">
-    <w:name w:val="4AC4F0B5F800433983BFB02E6341FAD9"/>
-    <w:rsid w:val="00C4289C"/>
-  </w:style>
-  <w:style w:type="paragraph" w:customStyle="1" w:styleId="D686E80836C04DDF8110E83070C9030D">
-    <w:name w:val="D686E80836C04DDF8110E83070C9030D"/>
-    <w:rsid w:val="00C4289C"/>
-    <w:pPr>
-      <w:keepNext/>
-      <w:keepLines/>
-      <w:spacing w:after="0" w:line="240" w:lineRule="auto"/>
-      <w:outlineLvl w:val="0"/>
-    </w:pPr>
-    <w:rPr>
-      <w:rFonts w:asciiTheme="majorHAnsi" w:eastAsiaTheme="majorEastAsia" w:hAnsiTheme="majorHAnsi" w:cstheme="majorBidi"/>
-      <w:b/>
-      <w:color w:val="000000" w:themeColor="text1"/>
-      <w:sz w:val="60"/>
-      <w:szCs w:val="32"/>
-      <w:lang w:val="en-US" w:eastAsia="en-US"/>
-    </w:rPr>
-  </w:style>
-  <w:style w:type="paragraph" w:customStyle="1" w:styleId="0F33FA8E502943EEA6486C853C26940A">
-    <w:name w:val="0F33FA8E502943EEA6486C853C26940A"/>
-    <w:rsid w:val="00C4289C"/>
-    <w:pPr>
-      <w:keepNext/>
-      <w:keepLines/>
-      <w:spacing w:after="0" w:line="240" w:lineRule="auto"/>
-      <w:outlineLvl w:val="0"/>
-    </w:pPr>
-    <w:rPr>
-      <w:rFonts w:asciiTheme="majorHAnsi" w:eastAsiaTheme="majorEastAsia" w:hAnsiTheme="majorHAnsi" w:cstheme="majorBidi"/>
-      <w:b/>
-      <w:color w:val="000000" w:themeColor="text1"/>
-      <w:sz w:val="60"/>
-      <w:szCs w:val="32"/>
-      <w:lang w:val="en-US" w:eastAsia="en-US"/>
-    </w:rPr>
-  </w:style>
-  <w:style w:type="paragraph" w:customStyle="1" w:styleId="D962E83919FD491B83FD0A1517F3721F">
-    <w:name w:val="D962E83919FD491B83FD0A1517F3721F"/>
-    <w:rsid w:val="00C4289C"/>
-    <w:pPr>
-      <w:keepNext/>
-      <w:keepLines/>
-      <w:spacing w:after="0" w:line="240" w:lineRule="auto"/>
-      <w:outlineLvl w:val="0"/>
-    </w:pPr>
-    <w:rPr>
-      <w:rFonts w:asciiTheme="majorHAnsi" w:eastAsiaTheme="majorEastAsia" w:hAnsiTheme="majorHAnsi" w:cstheme="majorBidi"/>
-      <w:b/>
-      <w:color w:val="000000" w:themeColor="text1"/>
-      <w:sz w:val="60"/>
-      <w:szCs w:val="32"/>
-      <w:lang w:val="en-US" w:eastAsia="en-US"/>
-    </w:rPr>
-  </w:style>
-  <w:style w:type="paragraph" w:customStyle="1" w:styleId="ED51628FC223404D8FA530CD31599ED0">
-    <w:name w:val="ED51628FC223404D8FA530CD31599ED0"/>
-    <w:rsid w:val="00C4289C"/>
-  </w:style>
-  <w:style w:type="paragraph" w:customStyle="1" w:styleId="D686E80836C04DDF8110E83070C9030D1">
-    <w:name w:val="D686E80836C04DDF8110E83070C9030D1"/>
-    <w:rsid w:val="00C4289C"/>
-    <w:pPr>
-      <w:keepNext/>
-      <w:keepLines/>
-      <w:spacing w:after="0" w:line="240" w:lineRule="auto"/>
-      <w:outlineLvl w:val="0"/>
-    </w:pPr>
-    <w:rPr>
-      <w:rFonts w:asciiTheme="majorHAnsi" w:eastAsiaTheme="majorEastAsia" w:hAnsiTheme="majorHAnsi" w:cstheme="majorBidi"/>
-      <w:b/>
-      <w:color w:val="000000" w:themeColor="text1"/>
-      <w:sz w:val="60"/>
-      <w:szCs w:val="32"/>
-      <w:lang w:val="en-US" w:eastAsia="en-US"/>
-    </w:rPr>
-  </w:style>
-  <w:style w:type="paragraph" w:customStyle="1" w:styleId="0F33FA8E502943EEA6486C853C26940A1">
-    <w:name w:val="0F33FA8E502943EEA6486C853C26940A1"/>
-    <w:rsid w:val="00C4289C"/>
-    <w:pPr>
-      <w:keepNext/>
-      <w:keepLines/>
-      <w:spacing w:after="0" w:line="240" w:lineRule="auto"/>
-      <w:outlineLvl w:val="0"/>
-    </w:pPr>
-    <w:rPr>
-      <w:rFonts w:asciiTheme="majorHAnsi" w:eastAsiaTheme="majorEastAsia" w:hAnsiTheme="majorHAnsi" w:cstheme="majorBidi"/>
-      <w:b/>
-      <w:color w:val="000000" w:themeColor="text1"/>
-      <w:sz w:val="60"/>
-      <w:szCs w:val="32"/>
-      <w:lang w:val="en-US" w:eastAsia="en-US"/>
-    </w:rPr>
-  </w:style>
-  <w:style w:type="paragraph" w:customStyle="1" w:styleId="D962E83919FD491B83FD0A1517F3721F1">
-    <w:name w:val="D962E83919FD491B83FD0A1517F3721F1"/>
-    <w:rsid w:val="00C4289C"/>
-    <w:pPr>
-      <w:keepNext/>
-      <w:keepLines/>
-      <w:spacing w:after="0" w:line="240" w:lineRule="auto"/>
-      <w:outlineLvl w:val="0"/>
-    </w:pPr>
-    <w:rPr>
-      <w:rFonts w:asciiTheme="majorHAnsi" w:eastAsiaTheme="majorEastAsia" w:hAnsiTheme="majorHAnsi" w:cstheme="majorBidi"/>
-      <w:b/>
-      <w:color w:val="000000" w:themeColor="text1"/>
-      <w:sz w:val="60"/>
-      <w:szCs w:val="32"/>
-      <w:lang w:val="en-US" w:eastAsia="en-US"/>
-    </w:rPr>
-  </w:style>
-  <w:style w:type="paragraph" w:customStyle="1" w:styleId="ED51628FC223404D8FA530CD31599ED01">
-    <w:name w:val="ED51628FC223404D8FA530CD31599ED01"/>
-    <w:rsid w:val="00C4289C"/>
-    <w:pPr>
-      <w:keepNext/>
-      <w:keepLines/>
-      <w:spacing w:after="0" w:line="240" w:lineRule="auto"/>
-      <w:outlineLvl w:val="0"/>
-    </w:pPr>
-    <w:rPr>
-      <w:rFonts w:asciiTheme="majorHAnsi" w:eastAsiaTheme="majorEastAsia" w:hAnsiTheme="majorHAnsi" w:cstheme="majorBidi"/>
-      <w:b/>
-      <w:color w:val="000000" w:themeColor="text1"/>
-      <w:sz w:val="60"/>
-      <w:szCs w:val="32"/>
-      <w:lang w:val="en-US" w:eastAsia="en-US"/>
-    </w:rPr>
-  </w:style>
-  <w:style w:type="paragraph" w:customStyle="1" w:styleId="310010470FF341489FD8AECE2EF385F1">
-    <w:name w:val="310010470FF341489FD8AECE2EF385F1"/>
-    <w:rsid w:val="00C4289C"/>
-    <w:pPr>
-      <w:keepNext/>
-      <w:keepLines/>
-      <w:spacing w:after="0" w:line="240" w:lineRule="auto"/>
-      <w:outlineLvl w:val="1"/>
-    </w:pPr>
-    <w:rPr>
-      <w:rFonts w:asciiTheme="majorHAnsi" w:eastAsiaTheme="majorEastAsia" w:hAnsiTheme="majorHAnsi" w:cs="Times New Roman (Headings CS)"/>
-      <w:b/>
-      <w:color w:val="000000" w:themeColor="text1"/>
-      <w:sz w:val="28"/>
-      <w:szCs w:val="26"/>
-      <w:lang w:val="en-US" w:eastAsia="en-US"/>
-    </w:rPr>
-  </w:style>
-  <w:style w:type="paragraph" w:customStyle="1" w:styleId="D686E80836C04DDF8110E83070C9030D2">
-    <w:name w:val="D686E80836C04DDF8110E83070C9030D2"/>
-    <w:rsid w:val="00E35125"/>
-    <w:pPr>
-      <w:keepNext/>
-      <w:keepLines/>
-      <w:spacing w:after="0" w:line="240" w:lineRule="auto"/>
-      <w:outlineLvl w:val="0"/>
-    </w:pPr>
-    <w:rPr>
-      <w:rFonts w:asciiTheme="majorHAnsi" w:eastAsiaTheme="majorEastAsia" w:hAnsiTheme="majorHAnsi" w:cstheme="majorBidi"/>
-      <w:b/>
-      <w:color w:val="000000" w:themeColor="text1"/>
-      <w:sz w:val="60"/>
-      <w:szCs w:val="32"/>
-      <w:lang w:val="en-US" w:eastAsia="en-US"/>
-    </w:rPr>
-  </w:style>
-  <w:style w:type="paragraph" w:customStyle="1" w:styleId="0F33FA8E502943EEA6486C853C26940A2">
-    <w:name w:val="0F33FA8E502943EEA6486C853C26940A2"/>
-    <w:rsid w:val="00E35125"/>
-    <w:pPr>
-      <w:keepNext/>
-      <w:keepLines/>
-      <w:spacing w:after="0" w:line="240" w:lineRule="auto"/>
-      <w:outlineLvl w:val="0"/>
-    </w:pPr>
-    <w:rPr>
-      <w:rFonts w:asciiTheme="majorHAnsi" w:eastAsiaTheme="majorEastAsia" w:hAnsiTheme="majorHAnsi" w:cstheme="majorBidi"/>
-      <w:b/>
-      <w:color w:val="000000" w:themeColor="text1"/>
-      <w:sz w:val="60"/>
-      <w:szCs w:val="32"/>
-      <w:lang w:val="en-US" w:eastAsia="en-US"/>
-    </w:rPr>
-  </w:style>
-  <w:style w:type="paragraph" w:customStyle="1" w:styleId="D962E83919FD491B83FD0A1517F3721F2">
-    <w:name w:val="D962E83919FD491B83FD0A1517F3721F2"/>
-    <w:rsid w:val="00E35125"/>
-    <w:pPr>
-      <w:keepNext/>
-      <w:keepLines/>
-      <w:spacing w:after="0" w:line="240" w:lineRule="auto"/>
-      <w:outlineLvl w:val="0"/>
-    </w:pPr>
-    <w:rPr>
-      <w:rFonts w:asciiTheme="majorHAnsi" w:eastAsiaTheme="majorEastAsia" w:hAnsiTheme="majorHAnsi" w:cstheme="majorBidi"/>
-      <w:b/>
-      <w:color w:val="000000" w:themeColor="text1"/>
-      <w:sz w:val="60"/>
-      <w:szCs w:val="32"/>
-      <w:lang w:val="en-US" w:eastAsia="en-US"/>
-    </w:rPr>
-  </w:style>
-  <w:style w:type="paragraph" w:customStyle="1" w:styleId="ED51628FC223404D8FA530CD31599ED02">
-    <w:name w:val="ED51628FC223404D8FA530CD31599ED02"/>
-    <w:rsid w:val="00E35125"/>
-    <w:pPr>
-      <w:keepNext/>
-      <w:keepLines/>
-      <w:spacing w:after="0" w:line="240" w:lineRule="auto"/>
-      <w:outlineLvl w:val="0"/>
-    </w:pPr>
-    <w:rPr>
-      <w:rFonts w:asciiTheme="majorHAnsi" w:eastAsiaTheme="majorEastAsia" w:hAnsiTheme="majorHAnsi" w:cstheme="majorBidi"/>
-      <w:b/>
-      <w:color w:val="000000" w:themeColor="text1"/>
-      <w:sz w:val="60"/>
-      <w:szCs w:val="32"/>
-      <w:lang w:val="en-US" w:eastAsia="en-US"/>
-    </w:rPr>
-  </w:style>
-  <w:style w:type="paragraph" w:customStyle="1" w:styleId="310010470FF341489FD8AECE2EF385F11">
-    <w:name w:val="310010470FF341489FD8AECE2EF385F11"/>
-    <w:rsid w:val="00E35125"/>
-    <w:pPr>
-      <w:keepNext/>
-      <w:keepLines/>
-      <w:spacing w:after="0" w:line="240" w:lineRule="auto"/>
-      <w:outlineLvl w:val="1"/>
-    </w:pPr>
-    <w:rPr>
-      <w:rFonts w:asciiTheme="majorHAnsi" w:eastAsiaTheme="majorEastAsia" w:hAnsiTheme="majorHAnsi" w:cs="Times New Roman (Headings CS)"/>
-      <w:b/>
-      <w:color w:val="000000" w:themeColor="text1"/>
-      <w:sz w:val="28"/>
-      <w:szCs w:val="26"/>
-      <w:lang w:val="en-US" w:eastAsia="en-US"/>
-    </w:rPr>
-  </w:style>
-  <w:style w:type="paragraph" w:customStyle="1" w:styleId="D686E80836C04DDF8110E83070C9030D3">
-    <w:name w:val="D686E80836C04DDF8110E83070C9030D3"/>
-    <w:rsid w:val="00E35125"/>
-    <w:pPr>
-      <w:keepNext/>
-      <w:keepLines/>
-      <w:spacing w:after="0" w:line="240" w:lineRule="auto"/>
-      <w:outlineLvl w:val="0"/>
-    </w:pPr>
-    <w:rPr>
-      <w:rFonts w:asciiTheme="majorHAnsi" w:eastAsiaTheme="majorEastAsia" w:hAnsiTheme="majorHAnsi" w:cstheme="majorBidi"/>
-      <w:b/>
-      <w:color w:val="000000" w:themeColor="text1"/>
-      <w:sz w:val="60"/>
-      <w:szCs w:val="32"/>
-      <w:lang w:val="en-US" w:eastAsia="en-US"/>
-    </w:rPr>
-  </w:style>
-  <w:style w:type="paragraph" w:customStyle="1" w:styleId="D962E83919FD491B83FD0A1517F3721F3">
-    <w:name w:val="D962E83919FD491B83FD0A1517F3721F3"/>
-    <w:rsid w:val="00E35125"/>
-    <w:pPr>
-      <w:keepNext/>
-      <w:keepLines/>
-      <w:spacing w:after="0" w:line="240" w:lineRule="auto"/>
-      <w:outlineLvl w:val="0"/>
-    </w:pPr>
-    <w:rPr>
-      <w:rFonts w:asciiTheme="majorHAnsi" w:eastAsiaTheme="majorEastAsia" w:hAnsiTheme="majorHAnsi" w:cstheme="majorBidi"/>
-      <w:b/>
-      <w:color w:val="000000" w:themeColor="text1"/>
-      <w:sz w:val="60"/>
-      <w:szCs w:val="32"/>
-      <w:lang w:val="en-US" w:eastAsia="en-US"/>
-    </w:rPr>
-  </w:style>
-  <w:style w:type="paragraph" w:customStyle="1" w:styleId="ED51628FC223404D8FA530CD31599ED03">
-    <w:name w:val="ED51628FC223404D8FA530CD31599ED03"/>
-    <w:rsid w:val="00E35125"/>
-    <w:pPr>
-      <w:keepNext/>
-      <w:keepLines/>
-      <w:spacing w:after="0" w:line="240" w:lineRule="auto"/>
-      <w:outlineLvl w:val="0"/>
-    </w:pPr>
-    <w:rPr>
-      <w:rFonts w:asciiTheme="majorHAnsi" w:eastAsiaTheme="majorEastAsia" w:hAnsiTheme="majorHAnsi" w:cstheme="majorBidi"/>
-      <w:b/>
-      <w:color w:val="000000" w:themeColor="text1"/>
-      <w:sz w:val="60"/>
-      <w:szCs w:val="32"/>
-      <w:lang w:val="en-US" w:eastAsia="en-US"/>
-    </w:rPr>
-  </w:style>
-  <w:style w:type="paragraph" w:customStyle="1" w:styleId="310010470FF341489FD8AECE2EF385F12">
-    <w:name w:val="310010470FF341489FD8AECE2EF385F12"/>
-    <w:rsid w:val="00E35125"/>
-    <w:pPr>
-      <w:keepNext/>
-      <w:keepLines/>
-      <w:spacing w:after="0" w:line="240" w:lineRule="auto"/>
-      <w:outlineLvl w:val="1"/>
-    </w:pPr>
-    <w:rPr>
-      <w:rFonts w:asciiTheme="majorHAnsi" w:eastAsiaTheme="majorEastAsia" w:hAnsiTheme="majorHAnsi" w:cs="Times New Roman (Headings CS)"/>
-      <w:b/>
-      <w:color w:val="000000" w:themeColor="text1"/>
-      <w:sz w:val="28"/>
-      <w:szCs w:val="26"/>
-      <w:lang w:val="en-US" w:eastAsia="en-US"/>
-    </w:rPr>
-  </w:style>
-  <w:style w:type="paragraph" w:customStyle="1" w:styleId="D962E83919FD491B83FD0A1517F3721F4">
-    <w:name w:val="D962E83919FD491B83FD0A1517F3721F4"/>
-    <w:rsid w:val="00E35125"/>
-    <w:pPr>
-      <w:keepNext/>
-      <w:keepLines/>
-      <w:spacing w:after="0" w:line="240" w:lineRule="auto"/>
-      <w:outlineLvl w:val="0"/>
-    </w:pPr>
-    <w:rPr>
-      <w:rFonts w:asciiTheme="majorHAnsi" w:eastAsiaTheme="majorEastAsia" w:hAnsiTheme="majorHAnsi" w:cstheme="majorBidi"/>
-      <w:b/>
-      <w:color w:val="000000" w:themeColor="text1"/>
-      <w:sz w:val="60"/>
-      <w:szCs w:val="32"/>
-      <w:lang w:val="en-US" w:eastAsia="en-US"/>
-    </w:rPr>
-  </w:style>
-  <w:style w:type="paragraph" w:customStyle="1" w:styleId="ED51628FC223404D8FA530CD31599ED04">
-    <w:name w:val="ED51628FC223404D8FA530CD31599ED04"/>
-    <w:rsid w:val="00E35125"/>
-    <w:pPr>
-      <w:keepNext/>
-      <w:keepLines/>
-      <w:spacing w:after="0" w:line="240" w:lineRule="auto"/>
-      <w:outlineLvl w:val="0"/>
-    </w:pPr>
-    <w:rPr>
-      <w:rFonts w:asciiTheme="majorHAnsi" w:eastAsiaTheme="majorEastAsia" w:hAnsiTheme="majorHAnsi" w:cstheme="majorBidi"/>
-      <w:b/>
-      <w:color w:val="000000" w:themeColor="text1"/>
-      <w:sz w:val="60"/>
-      <w:szCs w:val="32"/>
-      <w:lang w:val="en-US" w:eastAsia="en-US"/>
-    </w:rPr>
-  </w:style>
-  <w:style w:type="paragraph" w:customStyle="1" w:styleId="310010470FF341489FD8AECE2EF385F13">
-    <w:name w:val="310010470FF341489FD8AECE2EF385F13"/>
-    <w:rsid w:val="00E35125"/>
-    <w:pPr>
-      <w:keepNext/>
-      <w:keepLines/>
-      <w:spacing w:after="0" w:line="240" w:lineRule="auto"/>
-      <w:outlineLvl w:val="1"/>
-    </w:pPr>
-    <w:rPr>
-      <w:rFonts w:asciiTheme="majorHAnsi" w:eastAsiaTheme="majorEastAsia" w:hAnsiTheme="majorHAnsi" w:cs="Times New Roman (Headings CS)"/>
-      <w:b/>
-      <w:color w:val="000000" w:themeColor="text1"/>
-      <w:sz w:val="28"/>
-      <w:szCs w:val="26"/>
-      <w:lang w:val="en-US" w:eastAsia="en-US"/>
-    </w:rPr>
-  </w:style>
-  <w:style w:type="paragraph" w:customStyle="1" w:styleId="ED51628FC223404D8FA530CD31599ED05">
-    <w:name w:val="ED51628FC223404D8FA530CD31599ED05"/>
-    <w:rsid w:val="00E35125"/>
-    <w:pPr>
-      <w:keepNext/>
-      <w:keepLines/>
-      <w:spacing w:after="0" w:line="240" w:lineRule="auto"/>
-      <w:outlineLvl w:val="0"/>
-    </w:pPr>
-    <w:rPr>
-      <w:rFonts w:asciiTheme="majorHAnsi" w:eastAsiaTheme="majorEastAsia" w:hAnsiTheme="majorHAnsi" w:cstheme="majorBidi"/>
-      <w:b/>
-      <w:color w:val="000000" w:themeColor="text1"/>
-      <w:sz w:val="60"/>
-      <w:szCs w:val="32"/>
-      <w:lang w:val="en-US" w:eastAsia="en-US"/>
-    </w:rPr>
-  </w:style>
-  <w:style w:type="paragraph" w:customStyle="1" w:styleId="310010470FF341489FD8AECE2EF385F14">
-    <w:name w:val="310010470FF341489FD8AECE2EF385F14"/>
-    <w:rsid w:val="00E35125"/>
-    <w:pPr>
-      <w:keepNext/>
-      <w:keepLines/>
-      <w:spacing w:after="0" w:line="240" w:lineRule="auto"/>
-      <w:outlineLvl w:val="1"/>
-    </w:pPr>
-    <w:rPr>
-      <w:rFonts w:asciiTheme="majorHAnsi" w:eastAsiaTheme="majorEastAsia" w:hAnsiTheme="majorHAnsi" w:cs="Times New Roman (Headings CS)"/>
-      <w:b/>
-      <w:color w:val="000000" w:themeColor="text1"/>
-      <w:sz w:val="28"/>
-      <w:szCs w:val="26"/>
-      <w:lang w:val="en-US" w:eastAsia="en-US"/>
-    </w:rPr>
-  </w:style>
-  <w:style w:type="paragraph" w:customStyle="1" w:styleId="310010470FF341489FD8AECE2EF385F15">
-    <w:name w:val="310010470FF341489FD8AECE2EF385F15"/>
-    <w:rsid w:val="00E35125"/>
-    <w:pPr>
-      <w:keepNext/>
-      <w:keepLines/>
-      <w:spacing w:after="0" w:line="240" w:lineRule="auto"/>
-      <w:outlineLvl w:val="1"/>
-    </w:pPr>
-    <w:rPr>
-      <w:rFonts w:asciiTheme="majorHAnsi" w:eastAsiaTheme="majorEastAsia" w:hAnsiTheme="majorHAnsi" w:cs="Times New Roman (Headings CS)"/>
-      <w:b/>
-      <w:color w:val="000000" w:themeColor="text1"/>
-      <w:sz w:val="28"/>
-      <w:szCs w:val="26"/>
-      <w:lang w:val="en-US" w:eastAsia="en-US"/>
-    </w:rPr>
-  </w:style>
-</w:styles>
-</file>
-
-<file path=word/glossary/webSettings2.xml><?xml version="1.0" encoding="utf-8"?>
-<w:webSettings xmlns:mc="http://schemas.openxmlformats.org/markup-compatibility/2006" xmlns:r="http://schemas.openxmlformats.org/officeDocument/2006/relationships" xmlns:w="http://schemas.openxmlformats.org/wordprocessingml/2006/main" xmlns:w14="http://schemas.microsoft.com/office/word/2010/wordml" xmlns:w15="http://schemas.microsoft.com/office/word/2012/wordml" xmlns:w16cid="http://schemas.microsoft.com/office/word/2016/wordml/cid" xmlns:w16se="http://schemas.microsoft.com/office/word/2015/wordml/symex" mc:Ignorable="w14 w15 w16se w16cid">
-  <w:optimizeForBrowser/>
-  <w:allowPNG/>
-</w:webSettings>
-</file>
-
 <file path=word/theme/theme11.xml><?xml version="1.0" encoding="utf-8"?>
 <a:theme xmlns:a="http://schemas.openxmlformats.org/drawingml/2006/main" name="Yellow">
   <a:themeElements>
@@ -3887,255 +2424,4 @@
     </a:ext>
   </a:extLst>
 </a:theme>
-</file>
-
-<file path=customXml/item1.xml><?xml version="1.0" encoding="utf-8"?>
-<ct:contentTypeSchema xmlns:ct="http://schemas.microsoft.com/office/2006/metadata/contentType" xmlns:ma="http://schemas.microsoft.com/office/2006/metadata/properties/metaAttributes" ct:_="" ma:_="" ma:contentTypeName="Document" ma:contentTypeID="0x01010079F111ED35F8CC479449609E8A0923A6" ma:contentTypeVersion="12" ma:contentTypeDescription="Create a new document." ma:contentTypeScope="" ma:versionID="63597ffe504ac265edad30776f92abe7">
-  <xsd:schema xmlns:xsd="http://www.w3.org/2001/XMLSchema" xmlns:xs="http://www.w3.org/2001/XMLSchema" xmlns:p="http://schemas.microsoft.com/office/2006/metadata/properties" xmlns:ns2="71af3243-3dd4-4a8d-8c0d-dd76da1f02a5" xmlns:ns3="16c05727-aa75-4e4a-9b5f-8a80a1165891" targetNamespace="http://schemas.microsoft.com/office/2006/metadata/properties" ma:root="true" ma:fieldsID="2c1fbb79cae71899274aec0ef068c36e" ns2:_="" ns3:_="">
-    <xsd:import namespace="71af3243-3dd4-4a8d-8c0d-dd76da1f02a5"/>
-    <xsd:import namespace="16c05727-aa75-4e4a-9b5f-8a80a1165891"/>
-    <xsd:element name="properties">
-      <xsd:complexType>
-        <xsd:sequence>
-          <xsd:element name="documentManagement">
-            <xsd:complexType>
-              <xsd:all>
-                <xsd:element ref="ns2:MediaServiceMetadata" minOccurs="0"/>
-                <xsd:element ref="ns2:MediaServiceFastMetadata" minOccurs="0"/>
-                <xsd:element ref="ns2:MediaServiceOCR" minOccurs="0"/>
-                <xsd:element ref="ns2:MediaServiceAutoTags" minOccurs="0"/>
-                <xsd:element ref="ns2:MediaServiceEventHashCode" minOccurs="0"/>
-                <xsd:element ref="ns2:MediaServiceGenerationTime" minOccurs="0"/>
-                <xsd:element ref="ns3:SharedWithUsers" minOccurs="0"/>
-                <xsd:element ref="ns3:SharedWithDetails" minOccurs="0"/>
-                <xsd:element ref="ns2:MediaServiceAutoKeyPoints" minOccurs="0"/>
-                <xsd:element ref="ns2:MediaServiceKeyPoints" minOccurs="0"/>
-                <xsd:element ref="ns2:MediaServiceDateTaken" minOccurs="0"/>
-                <xsd:element ref="ns2:Status" minOccurs="0"/>
-              </xsd:all>
-            </xsd:complexType>
-          </xsd:element>
-        </xsd:sequence>
-      </xsd:complexType>
-    </xsd:element>
-  </xsd:schema>
-  <xsd:schema xmlns:xsd="http://www.w3.org/2001/XMLSchema" xmlns:xs="http://www.w3.org/2001/XMLSchema" xmlns:dms="http://schemas.microsoft.com/office/2006/documentManagement/types" xmlns:pc="http://schemas.microsoft.com/office/infopath/2007/PartnerControls" targetNamespace="71af3243-3dd4-4a8d-8c0d-dd76da1f02a5" elementFormDefault="qualified">
-    <xsd:import namespace="http://schemas.microsoft.com/office/2006/documentManagement/types"/>
-    <xsd:import namespace="http://schemas.microsoft.com/office/infopath/2007/PartnerControls"/>
-    <xsd:element name="MediaServiceMetadata" ma:index="8" nillable="true" ma:displayName="MediaServiceMetadata" ma:hidden="true" ma:internalName="MediaServiceMetadata" ma:readOnly="true">
-      <xsd:simpleType>
-        <xsd:restriction base="dms:Note"/>
-      </xsd:simpleType>
-    </xsd:element>
-    <xsd:element name="MediaServiceFastMetadata" ma:index="9" nillable="true" ma:displayName="MediaServiceFastMetadata" ma:hidden="true" ma:internalName="MediaServiceFastMetadata" ma:readOnly="true">
-      <xsd:simpleType>
-        <xsd:restriction base="dms:Note"/>
-      </xsd:simpleType>
-    </xsd:element>
-    <xsd:element name="MediaServiceOCR" ma:index="10" nillable="true" ma:displayName="MediaServiceOCR" ma:internalName="MediaServiceOCR" ma:readOnly="true">
-      <xsd:simpleType>
-        <xsd:restriction base="dms:Note">
-          <xsd:maxLength value="255"/>
-        </xsd:restriction>
-      </xsd:simpleType>
-    </xsd:element>
-    <xsd:element name="MediaServiceAutoTags" ma:index="11" nillable="true" ma:displayName="MediaServiceAutoTags" ma:internalName="MediaServiceAutoTags" ma:readOnly="true">
-      <xsd:simpleType>
-        <xsd:restriction base="dms:Text"/>
-      </xsd:simpleType>
-    </xsd:element>
-    <xsd:element name="MediaServiceEventHashCode" ma:index="12" nillable="true" ma:displayName="MediaServiceEventHashCode" ma:hidden="true" ma:internalName="MediaServiceEventHashCode" ma:readOnly="true">
-      <xsd:simpleType>
-        <xsd:restriction base="dms:Text"/>
-      </xsd:simpleType>
-    </xsd:element>
-    <xsd:element name="MediaServiceGenerationTime" ma:index="13" nillable="true" ma:displayName="MediaServiceGenerationTime" ma:hidden="true" ma:internalName="MediaServiceGenerationTime" ma:readOnly="true">
-      <xsd:simpleType>
-        <xsd:restriction base="dms:Text"/>
-      </xsd:simpleType>
-    </xsd:element>
-    <xsd:element name="MediaServiceAutoKeyPoints" ma:index="16" nillable="true" ma:displayName="MediaServiceAutoKeyPoints" ma:hidden="true" ma:internalName="MediaServiceAutoKeyPoints" ma:readOnly="true">
-      <xsd:simpleType>
-        <xsd:restriction base="dms:Note"/>
-      </xsd:simpleType>
-    </xsd:element>
-    <xsd:element name="MediaServiceKeyPoints" ma:index="17" nillable="true" ma:displayName="KeyPoints" ma:internalName="MediaServiceKeyPoints" ma:readOnly="false">
-      <xsd:simpleType>
-        <xsd:restriction base="dms:Note">
-          <xsd:maxLength value="255"/>
-        </xsd:restriction>
-      </xsd:simpleType>
-    </xsd:element>
-    <xsd:element name="MediaServiceDateTaken" ma:index="18" nillable="true" ma:displayName="MediaServiceDateTaken" ma:hidden="true" ma:internalName="MediaServiceDateTaken" ma:readOnly="true">
-      <xsd:simpleType>
-        <xsd:restriction base="dms:Text"/>
-      </xsd:simpleType>
-    </xsd:element>
-    <xsd:element name="Status" ma:index="19" nillable="true" ma:displayName="Status" ma:default="Not started" ma:format="Dropdown" ma:internalName="Status">
-      <xsd:simpleType>
-        <xsd:restriction base="dms:Choice">
-          <xsd:enumeration value="Not started"/>
-          <xsd:enumeration value="In Progress"/>
-          <xsd:enumeration value="Completed"/>
-        </xsd:restriction>
-      </xsd:simpleType>
-    </xsd:element>
-  </xsd:schema>
-  <xsd:schema xmlns:xsd="http://www.w3.org/2001/XMLSchema" xmlns:xs="http://www.w3.org/2001/XMLSchema" xmlns:dms="http://schemas.microsoft.com/office/2006/documentManagement/types" xmlns:pc="http://schemas.microsoft.com/office/infopath/2007/PartnerControls" targetNamespace="16c05727-aa75-4e4a-9b5f-8a80a1165891" elementFormDefault="qualified">
-    <xsd:import namespace="http://schemas.microsoft.com/office/2006/documentManagement/types"/>
-    <xsd:import namespace="http://schemas.microsoft.com/office/infopath/2007/PartnerControls"/>
-    <xsd:element name="SharedWithUsers" ma:index="14" nillable="true" ma:displayName="Shared With" ma:internalName="SharedWithUsers" ma:readOnly="true">
-      <xsd:complexType>
-        <xsd:complexContent>
-          <xsd:extension base="dms:UserMulti">
-            <xsd:sequence>
-              <xsd:element name="UserInfo" minOccurs="0" maxOccurs="unbounded">
-                <xsd:complexType>
-                  <xsd:sequence>
-                    <xsd:element name="DisplayName" type="xsd:string" minOccurs="0"/>
-                    <xsd:element name="AccountId" type="dms:UserId" minOccurs="0" nillable="true"/>
-                    <xsd:element name="AccountType" type="xsd:string" minOccurs="0"/>
-                  </xsd:sequence>
-                </xsd:complexType>
-              </xsd:element>
-            </xsd:sequence>
-          </xsd:extension>
-        </xsd:complexContent>
-      </xsd:complexType>
-    </xsd:element>
-    <xsd:element name="SharedWithDetails" ma:index="15" nillable="true" ma:displayName="Shared With Details" ma:internalName="SharedWithDetails" ma:readOnly="true">
-      <xsd:simpleType>
-        <xsd:restriction base="dms:Note">
-          <xsd:maxLength value="255"/>
-        </xsd:restriction>
-      </xsd:simpleType>
-    </xsd:element>
-  </xsd:schema>
-  <xsd:schema xmlns="http://schemas.openxmlformats.org/package/2006/metadata/core-properties" xmlns:xsd="http://www.w3.org/2001/XMLSchema" xmlns:xsi="http://www.w3.org/2001/XMLSchema-instance" xmlns:dc="http://purl.org/dc/elements/1.1/" xmlns:dcterms="http://purl.org/dc/terms/" xmlns:odoc="http://schemas.microsoft.com/internal/obd" targetNamespace="http://schemas.openxmlformats.org/package/2006/metadata/core-properties" elementFormDefault="qualified" attributeFormDefault="unqualified" blockDefault="#all">
-    <xsd:import namespace="http://purl.org/dc/elements/1.1/" schemaLocation="http://dublincore.org/schemas/xmls/qdc/2003/04/02/dc.xsd"/>
-    <xsd:import namespace="http://purl.org/dc/terms/" schemaLocation="http://dublincore.org/schemas/xmls/qdc/2003/04/02/dcterms.xsd"/>
-    <xsd:element name="coreProperties" type="CT_coreProperties"/>
-    <xsd:complexType name="CT_coreProperties">
-      <xsd:all>
-        <xsd:element ref="dc:creator" minOccurs="0" maxOccurs="1"/>
-        <xsd:element ref="dcterms:created" minOccurs="0" maxOccurs="1"/>
-        <xsd:element ref="dc:identifier" minOccurs="0" maxOccurs="1"/>
-        <xsd:element name="contentType" minOccurs="0" maxOccurs="1" type="xsd:string" ma:index="0" ma:displayName="Content Type"/>
-        <xsd:element ref="dc:title" minOccurs="0" maxOccurs="1" ma:index="4" ma:displayName="Title"/>
-        <xsd:element ref="dc:subject" minOccurs="0" maxOccurs="1"/>
-        <xsd:element ref="dc:description" minOccurs="0" maxOccurs="1"/>
-        <xsd:element name="keywords" minOccurs="0" maxOccurs="1" type="xsd:string"/>
-        <xsd:element ref="dc:language" minOccurs="0" maxOccurs="1"/>
-        <xsd:element name="category" minOccurs="0" maxOccurs="1" type="xsd:string"/>
-        <xsd:element name="version" minOccurs="0" maxOccurs="1" type="xsd:string"/>
-        <xsd:element name="revision" minOccurs="0" maxOccurs="1" type="xsd:string">
-          <xsd:annotation>
-            <xsd:documentation>
-                        This value indicates the number of saves or revisions. The application is responsible for updating this value after each revision.
-                    </xsd:documentation>
-          </xsd:annotation>
-        </xsd:element>
-        <xsd:element name="lastModifiedBy" minOccurs="0" maxOccurs="1" type="xsd:string"/>
-        <xsd:element ref="dcterms:modified" minOccurs="0" maxOccurs="1"/>
-        <xsd:element name="contentStatus" minOccurs="0" maxOccurs="1" type="xsd:string"/>
-      </xsd:all>
-    </xsd:complexType>
-  </xsd:schema>
-  <xs:schema xmlns:pc="http://schemas.microsoft.com/office/infopath/2007/PartnerControls" xmlns:xs="http://www.w3.org/2001/XMLSchema" targetNamespace="http://schemas.microsoft.com/office/infopath/2007/PartnerControls" elementFormDefault="qualified" attributeFormDefault="unqualified">
-    <xs:element name="Person">
-      <xs:complexType>
-        <xs:sequence>
-          <xs:element ref="pc:DisplayName" minOccurs="0"/>
-          <xs:element ref="pc:AccountId" minOccurs="0"/>
-          <xs:element ref="pc:AccountType" minOccurs="0"/>
-        </xs:sequence>
-      </xs:complexType>
-    </xs:element>
-    <xs:element name="DisplayName" type="xs:string"/>
-    <xs:element name="AccountId" type="xs:string"/>
-    <xs:element name="AccountType" type="xs:string"/>
-    <xs:element name="BDCAssociatedEntity">
-      <xs:complexType>
-        <xs:sequence>
-          <xs:element ref="pc:BDCEntity" minOccurs="0" maxOccurs="unbounded"/>
-        </xs:sequence>
-        <xs:attribute ref="pc:EntityNamespace"/>
-        <xs:attribute ref="pc:EntityName"/>
-        <xs:attribute ref="pc:SystemInstanceName"/>
-        <xs:attribute ref="pc:AssociationName"/>
-      </xs:complexType>
-    </xs:element>
-    <xs:attribute name="EntityNamespace" type="xs:string"/>
-    <xs:attribute name="EntityName" type="xs:string"/>
-    <xs:attribute name="SystemInstanceName" type="xs:string"/>
-    <xs:attribute name="AssociationName" type="xs:string"/>
-    <xs:element name="BDCEntity">
-      <xs:complexType>
-        <xs:sequence>
-          <xs:element ref="pc:EntityDisplayName" minOccurs="0"/>
-          <xs:element ref="pc:EntityInstanceReference" minOccurs="0"/>
-          <xs:element ref="pc:EntityId1" minOccurs="0"/>
-          <xs:element ref="pc:EntityId2" minOccurs="0"/>
-          <xs:element ref="pc:EntityId3" minOccurs="0"/>
-          <xs:element ref="pc:EntityId4" minOccurs="0"/>
-          <xs:element ref="pc:EntityId5" minOccurs="0"/>
-        </xs:sequence>
-      </xs:complexType>
-    </xs:element>
-    <xs:element name="EntityDisplayName" type="xs:string"/>
-    <xs:element name="EntityInstanceReference" type="xs:string"/>
-    <xs:element name="EntityId1" type="xs:string"/>
-    <xs:element name="EntityId2" type="xs:string"/>
-    <xs:element name="EntityId3" type="xs:string"/>
-    <xs:element name="EntityId4" type="xs:string"/>
-    <xs:element name="EntityId5" type="xs:string"/>
-    <xs:element name="Terms">
-      <xs:complexType>
-        <xs:sequence>
-          <xs:element ref="pc:TermInfo" minOccurs="0" maxOccurs="unbounded"/>
-        </xs:sequence>
-      </xs:complexType>
-    </xs:element>
-    <xs:element name="TermInfo">
-      <xs:complexType>
-        <xs:sequence>
-          <xs:element ref="pc:TermName" minOccurs="0"/>
-          <xs:element ref="pc:TermId" minOccurs="0"/>
-        </xs:sequence>
-      </xs:complexType>
-    </xs:element>
-    <xs:element name="TermName" type="xs:string"/>
-    <xs:element name="TermId" type="xs:string"/>
-  </xs:schema>
-</ct:contentTypeSchema>
-</file>
-
-<file path=customXml/item23.xml><?xml version="1.0" encoding="utf-8"?>
-<?mso-contentType ?>
-<FormTemplates xmlns="http://schemas.microsoft.com/sharepoint/v3/contenttype/forms">
-  <Display>DocumentLibraryForm</Display>
-  <Edit>DocumentLibraryForm</Edit>
-  <New>DocumentLibraryForm</New>
-</FormTemplates>
-</file>
-
-<file path=customXml/item32.xml><?xml version="1.0" encoding="utf-8"?>
-<p:properties xmlns:p="http://schemas.microsoft.com/office/2006/metadata/properties" xmlns:xsi="http://www.w3.org/2001/XMLSchema-instance" xmlns:pc="http://schemas.microsoft.com/office/infopath/2007/PartnerControls">
-  <documentManagement>
-    <Status xmlns="71af3243-3dd4-4a8d-8c0d-dd76da1f02a5">Not started</Status>
-    <MediaServiceKeyPoints xmlns="71af3243-3dd4-4a8d-8c0d-dd76da1f02a5" xsi:nil="true"/>
-  </documentManagement>
-</p:properties>
-</file>
-
-<file path=customXml/itemProps11.xml><?xml version="1.0" encoding="utf-8"?>
-<ds:datastoreItem xmlns:ds="http://schemas.openxmlformats.org/officeDocument/2006/customXml" ds:itemID="{2FF85EE3-6066-4874-A5C5-DB7BDFD11522}"/>
-</file>
-
-<file path=customXml/itemProps23.xml><?xml version="1.0" encoding="utf-8"?>
-<ds:datastoreItem xmlns:ds="http://schemas.openxmlformats.org/officeDocument/2006/customXml" ds:itemID="{15246050-5502-4622-AEB4-D5F750BF8536}"/>
-</file>
-
-<file path=customXml/itemProps32.xml><?xml version="1.0" encoding="utf-8"?>
-<ds:datastoreItem xmlns:ds="http://schemas.openxmlformats.org/officeDocument/2006/customXml" ds:itemID="{9E5E9BDC-E24A-47AC-A03B-071DB6A34930}"/>
 </file>